--- a/改板需求说明-V2-ESP32C6.docx
+++ b/改板需求说明-V2-ESP32C6.docx
@@ -146,6 +146,26 @@
       </w:r>
       <w:r>
         <w:t>。</w:t>
+      </w:r>
+    </w:p>
+    <w:p>
+      <w:r>
+        <w:rPr>
+          <w:b/>
+        </w:rPr>
+        <w:t>本文件的使用方式</w:t>
+      </w:r>
+      <w:r>
+        <w:t>：你们（设计方）已交付并制作过 V1 板，本文件即</w:t>
+      </w:r>
+      <w:r>
+        <w:rPr>
+          <w:b/>
+        </w:rPr>
+        <w:t>在你们那版 V1 基础上的改板制造说明</w:t>
+      </w:r>
+      <w:r>
+        <w:t>——请按"三、器件变更总表"逐项增删改，未提及处一律沿用 V1 画法与你们既有的工艺。有冲突处以本文件为准。</w:t>
       </w:r>
     </w:p>
     <w:p>
@@ -1362,6 +1382,27 @@
         </w:rPr>
         <w:t>HT7333（U2）</w:t>
       </w:r>
+      <w:r>
+        <w:t>：</w:t>
+      </w:r>
+      <w:r>
+        <w:rPr>
+          <w:b/>
+        </w:rPr>
+        <w:t>本版确认保留、不更换</w:t>
+      </w:r>
+      <w:r>
+        <w:t xml:space="preserve">（需求方决定：不换 LDO、不加 buck-boost）。请在 3.3V 侧加强储能——模组旁 </w:t>
+      </w:r>
+      <w:r>
+        <w:rPr>
+          <w:b/>
+        </w:rPr>
+        <w:t>100µF 低 ESR + 10µF + 100nF</w:t>
+      </w:r>
+      <w:r>
+        <w:t>，用于顶住 Wi-Fi 发射的毫秒级峰值电流</w:t>
+      </w:r>
     </w:p>
     <w:p>
       <w:pPr>
@@ -1754,7 +1795,7 @@
         <w:rPr>
           <w:b/>
         </w:rPr>
-        <w:t>按键选型与结构</w:t>
+        <w:t>按键选型与结构（本版全部改为「侧按式」，需求方已确认）</w:t>
       </w:r>
     </w:p>
     <w:p>
@@ -1762,16 +1803,37 @@
         <w:pStyle w:val="ListBullet"/>
       </w:pPr>
       <w:r>
-        <w:t xml:space="preserve">建议 </w:t>
-      </w:r>
-      <w:r>
         <w:rPr>
           <w:b/>
         </w:rPr>
-        <w:t>3×3mm 或 3.5×2.9mm SMD 轻触按键</w:t>
-      </w:r>
-      <w:r>
-        <w:t>（V1 的 6×6mm 偏大），触感力 160–260gf</w:t>
+        <w:t>SW1、SW2 都改用"侧按式"贴片轻触开关</w:t>
+      </w:r>
+      <w:r>
+        <w:t>：作动方向</w:t>
+      </w:r>
+      <w:r>
+        <w:rPr>
+          <w:b/>
+        </w:rPr>
+        <w:t>平行于板面</w:t>
+      </w:r>
+      <w:r>
+        <w:t>、从卡片</w:t>
+      </w:r>
+      <w:r>
+        <w:rPr>
+          <w:b/>
+        </w:rPr>
+        <w:t>侧边</w:t>
+      </w:r>
+      <w:r>
+        <w:t xml:space="preserve">按压；开关贴板边安装，按钮端突出板边约 </w:t>
+      </w:r>
+      <w:r>
+        <w:rPr>
+          <w:b/>
+        </w:rPr>
+        <w:t>0.3–1.0mm</w:t>
       </w:r>
     </w:p>
     <w:p>
@@ -1779,13 +1841,214 @@
         <w:pStyle w:val="ListBullet"/>
       </w:pPr>
       <w:r>
+        <w:t>可选型号（三选一，或由设计方提供等效件并注明型号）：</w:t>
+      </w:r>
+    </w:p>
+    <w:tbl>
+      <w:tblPr>
+        <w:tblStyle w:val="TableGrid"/>
+        <w:tblW w:type="auto" w:w="0"/>
+        <w:tblLook w:firstColumn="1" w:firstRow="1" w:lastColumn="0" w:lastRow="0" w:noHBand="0" w:noVBand="1" w:val="04A0"/>
+      </w:tblPr>
+      <w:tblGrid>
+        <w:gridCol w:w="2880"/>
+        <w:gridCol w:w="2880"/>
+        <w:gridCol w:w="2880"/>
+      </w:tblGrid>
+      <w:tr>
+        <w:tc>
+          <w:tcPr>
+            <w:tcW w:type="dxa" w:w="2880"/>
+          </w:tcPr>
+          <w:p>
+            <w:r>
+              <w:rPr>
+                <w:b/>
+                <w:sz w:val="18"/>
+              </w:rPr>
+              <w:t>型号</w:t>
+            </w:r>
+          </w:p>
+        </w:tc>
+        <w:tc>
+          <w:tcPr>
+            <w:tcW w:type="dxa" w:w="2880"/>
+          </w:tcPr>
+          <w:p>
+            <w:r>
+              <w:rPr>
+                <w:b/>
+                <w:sz w:val="18"/>
+              </w:rPr>
+              <w:t>尺寸</w:t>
+            </w:r>
+          </w:p>
+        </w:tc>
+        <w:tc>
+          <w:tcPr>
+            <w:tcW w:type="dxa" w:w="2880"/>
+          </w:tcPr>
+          <w:p>
+            <w:r>
+              <w:rPr>
+                <w:b/>
+                <w:sz w:val="18"/>
+              </w:rPr>
+              <w:t>关键参数</w:t>
+            </w:r>
+          </w:p>
+        </w:tc>
+      </w:tr>
+      <w:tr>
+        <w:tc>
+          <w:tcPr>
+            <w:tcW w:type="dxa" w:w="2880"/>
+          </w:tcPr>
+          <w:p>
+            <w:r>
+              <w:rPr>
+                <w:b/>
+                <w:sz w:val="18"/>
+              </w:rPr>
+              <w:t>Panasonic EVQ-P7A01P 类</w:t>
+            </w:r>
+          </w:p>
+        </w:tc>
+        <w:tc>
+          <w:tcPr>
+            <w:tcW w:type="dxa" w:w="2880"/>
+          </w:tcPr>
+          <w:p>
+            <w:r>
+              <w:rPr>
+                <w:sz w:val="18"/>
+              </w:rPr>
+              <w:t>3.5 × 2.9mm，安装高度 1.35mm</w:t>
+            </w:r>
+          </w:p>
+        </w:tc>
+        <w:tc>
+          <w:tcPr>
+            <w:tcW w:type="dxa" w:w="2880"/>
+          </w:tcPr>
+          <w:p>
+            <w:r>
+              <w:rPr>
+                <w:sz w:val="18"/>
+              </w:rPr>
+              <w:t>侧按、约 220gf、回流焊，通用性最好</w:t>
+            </w:r>
+          </w:p>
+        </w:tc>
+      </w:tr>
+      <w:tr>
+        <w:tc>
+          <w:tcPr>
+            <w:tcW w:type="dxa" w:w="2880"/>
+          </w:tcPr>
+          <w:p>
+            <w:r>
+              <w:rPr>
+                <w:sz w:val="18"/>
+              </w:rPr>
+              <w:t>Panasonic EVP-AK 系列</w:t>
+            </w:r>
+          </w:p>
+        </w:tc>
+        <w:tc>
+          <w:tcPr>
+            <w:tcW w:type="dxa" w:w="2880"/>
+          </w:tcPr>
+          <w:p>
+            <w:r>
+              <w:rPr>
+                <w:sz w:val="18"/>
+              </w:rPr>
+              <w:t>3.8 × 1.9mm</w:t>
+            </w:r>
+          </w:p>
+        </w:tc>
+        <w:tc>
+          <w:tcPr>
+            <w:tcW w:type="dxa" w:w="2880"/>
+          </w:tcPr>
+          <w:p>
+            <w:r>
+              <w:rPr>
+                <w:sz w:val="18"/>
+              </w:rPr>
+              <w:t>行程 0.12mm，寿命可达 500,000 次（最薄）</w:t>
+            </w:r>
+          </w:p>
+        </w:tc>
+      </w:tr>
+      <w:tr>
+        <w:tc>
+          <w:tcPr>
+            <w:tcW w:type="dxa" w:w="2880"/>
+          </w:tcPr>
+          <w:p>
+            <w:r>
+              <w:rPr>
+                <w:sz w:val="18"/>
+              </w:rPr>
+              <w:t>国产等效（2×4mm / 2.3×2.95mm 卧式贴片侧按键）</w:t>
+            </w:r>
+          </w:p>
+        </w:tc>
+        <w:tc>
+          <w:tcPr>
+            <w:tcW w:type="dxa" w:w="2880"/>
+          </w:tcPr>
+          <w:p>
+            <w:r>
+              <w:rPr>
+                <w:sz w:val="18"/>
+              </w:rPr>
+              <w:t>约 2×4mm</w:t>
+            </w:r>
+          </w:p>
+        </w:tc>
+        <w:tc>
+          <w:tcPr>
+            <w:tcW w:type="dxa" w:w="2880"/>
+          </w:tcPr>
+          <w:p>
+            <w:r>
+              <w:rPr>
+                <w:sz w:val="18"/>
+              </w:rPr>
+              <w:t>成本更低、交期更快</w:t>
+            </w:r>
+          </w:p>
+        </w:tc>
+      </w:tr>
+    </w:tbl>
+    <w:p/>
+    <w:p>
+      <w:pPr>
+        <w:pStyle w:val="ListBullet"/>
+      </w:pPr>
+      <w:r>
+        <w:t>共同要求：</w:t>
+      </w:r>
+      <w:r>
         <w:rPr>
           <w:b/>
         </w:rPr>
-        <w:t>SW2（功能键）要求放在板子正面（与墨水屏同面），用户可直接按压</w:t>
-      </w:r>
-      <w:r>
-        <w:t>：布置在屏幕短边一侧的留白区；按键外侧需外壳凸点/硅胶帽传力，按压方向垂直于板面</w:t>
+        <w:t>操作力 160–250gf</w:t>
+      </w:r>
+      <w:r>
+        <w:t>、</w:t>
+      </w:r>
+      <w:r>
+        <w:rPr>
+          <w:b/>
+        </w:rPr>
+        <w:t>寿命 ≥100,000 次（推荐 200,000+）</w:t>
+      </w:r>
+      <w:r>
+        <w:t>、回流焊、RoHS</w:t>
       </w:r>
     </w:p>
     <w:p>
@@ -1793,16 +2056,22 @@
         <w:pStyle w:val="ListBullet"/>
       </w:pPr>
       <w:r>
-        <w:t>SW2 位置</w:t>
-      </w:r>
-      <w:r>
         <w:rPr>
           <w:b/>
         </w:rPr>
-        <w:t>避开墨水屏 FPC 的弯折区</w:t>
-      </w:r>
-      <w:r>
-        <w:t>，按压不得使屏幕或 FPC 受力</w:t>
+        <w:t>位置</w:t>
+      </w:r>
+      <w:r>
+        <w:t>：放在</w:t>
+      </w:r>
+      <w:r>
+        <w:rPr>
+          <w:b/>
+        </w:rPr>
+        <w:t>屏外尾部区的侧边</w:t>
+      </w:r>
+      <w:r>
+        <w:t>（见 §5.5/§5.6），两键中心距 ≥6mm 防连按；避开墨水屏 FPC 弯折区与电芯位置</w:t>
       </w:r>
     </w:p>
     <w:p>
@@ -1813,19 +2082,10 @@
         <w:rPr>
           <w:b/>
         </w:rPr>
-        <w:t>SW1（EN 复位）与 SW2（功能键）本版均为实体轻触按键</w:t>
-      </w:r>
-      <w:r>
-        <w:t>（需求方已确认），两键都装在板子的</w:t>
-      </w:r>
-      <w:r>
-        <w:rPr>
-          <w:b/>
-        </w:rPr>
-        <w:t>元件面</w:t>
-      </w:r>
-      <w:r>
-        <w:t>（见 §5.5 堆叠说明：元件面 = 卡片背面），背壳需对应留出按点</w:t>
+        <w:t>按键坐标必须以现有外壳的开孔/按压位为基准反推</w:t>
+      </w:r>
+      <w:r>
+        <w:t>（外壳不换，见 §5.6），并随图纸提交"按键中心坐标 ↔ 外壳开孔坐标"对照表</w:t>
       </w:r>
     </w:p>
     <w:p>
@@ -1833,7 +2093,7 @@
         <w:pStyle w:val="ListBullet"/>
       </w:pPr>
       <w:r>
-        <w:t>两键建议同一规格（3×3mm 或 3.5×2.9mm SMD 轻触键，力 160–260gf），降低采购种类；相邻布置时中心距 ≥6mm，避免连按误触</w:t>
+        <w:t>建议按键两侧加小电容/TVS 抗 ESD（人手接触）</w:t>
       </w:r>
     </w:p>
     <w:p>
@@ -1841,29 +2101,7 @@
         <w:pStyle w:val="ListBullet"/>
       </w:pPr>
       <w:r>
-        <w:rPr>
-          <w:b/>
-        </w:rPr>
-        <w:t>另建议在 EN 与 GND 旁各留一个测试盘</w:t>
-      </w:r>
-      <w:r>
-        <w:t>（产线复位用），不占面积，可与按键并联</w:t>
-      </w:r>
-    </w:p>
-    <w:p>
-      <w:pPr>
-        <w:pStyle w:val="ListBullet"/>
-      </w:pPr>
-      <w:r>
-        <w:t>外壳需预留对应按点；按压不得使墨水屏或电芯受力</w:t>
-      </w:r>
-    </w:p>
-    <w:p>
-      <w:pPr>
-        <w:pStyle w:val="ListBullet"/>
-      </w:pPr>
-      <w:r>
-        <w:t>建议按键旁加小电容/TVS 抗 ESD（人手接触）</w:t>
+        <w:t>仍建议在 EN/GND 旁并两个测试盘（产线复位用，与 SW1 并联）</w:t>
       </w:r>
     </w:p>
     <w:p>
@@ -4991,10 +5229,35 @@
     </w:p>
     <w:p>
       <w:pPr>
-        <w:pStyle w:val="Heading2"/>
+        <w:pStyle w:val="Heading3"/>
       </w:pPr>
       <w:r>
-        <w:t>六、布局与射频要求（更新 V1 §3.2）</w:t>
+        <w:t>5.6 外壳沿用（不换外壳）与装配核对 —— 本版第一约束</w:t>
+      </w:r>
+    </w:p>
+    <w:p>
+      <w:r>
+        <w:rPr>
+          <w:b/>
+        </w:rPr>
+        <w:t>前提：本版沿用现有外壳，不修改外壳。</w:t>
+      </w:r>
+      <w:r>
+        <w:t xml:space="preserve"> 因此设计顺序必须反过来——</w:t>
+      </w:r>
+      <w:r>
+        <w:rPr>
+          <w:b/>
+        </w:rPr>
+        <w:t>先取外壳的现有开孔位置与内腔尺寸，再确定板子与元件坐标</w:t>
+      </w:r>
+      <w:r>
+        <w:t>。</w:t>
+      </w:r>
+    </w:p>
+    <w:p>
+      <w:r>
+        <w:t>请设计方完成以下核对，并把结果与图纸一并提交：</w:t>
       </w:r>
     </w:p>
     <w:p>
@@ -5005,37 +5268,19 @@
         <w:rPr>
           <w:b/>
         </w:rPr>
-        <w:t>PCB 天线净空（重点）</w:t>
-      </w:r>
-      <w:r>
-        <w:t>：模组天线端应</w:t>
+        <w:t>内腔深度</w:t>
+      </w:r>
+      <w:r>
+        <w:t xml:space="preserve">：能否容纳新堆叠（屏 1.05 + 电芯 ≤4 + 缓冲 0.3 + PCB 0.8 + 元件最高 2.4 ≈ 9.0mm，含装配余量按 </w:t>
       </w:r>
       <w:r>
         <w:rPr>
           <w:b/>
         </w:rPr>
-        <w:t>伸出板边</w:t>
-      </w:r>
-      <w:r>
-        <w:t>；</w:t>
-      </w:r>
-      <w:r>
-        <w:rPr>
-          <w:b/>
-        </w:rPr>
-        <w:t>天线区域及其正下方所有层不得铺铜、不得走线</w:t>
-      </w:r>
-      <w:r>
-        <w:t xml:space="preserve">；天线前方约 </w:t>
-      </w:r>
-      <w:r>
-        <w:rPr>
-          <w:b/>
-        </w:rPr>
-        <w:t>15mm</w:t>
-      </w:r>
-      <w:r>
-        <w:t xml:space="preserve"> 范围内不放置金属件/电池/大块铜箔；模组尽量远离电池与金属外壳。</w:t>
+        <w:t>≤10mm</w:t>
+      </w:r>
+      <w:r>
+        <w:t xml:space="preserve"> 控制）；</w:t>
       </w:r>
     </w:p>
     <w:p>
@@ -5046,10 +5291,10 @@
         <w:rPr>
           <w:b/>
         </w:rPr>
-        <w:t>USB 差分线 D+/D-</w:t>
-      </w:r>
-      <w:r>
-        <w:t>：尽量短、等长、避免跨分割，串阻/ESD 器件靠近 USB-C。</w:t>
+        <w:t>屏窗基准</w:t>
+      </w:r>
+      <w:r>
+        <w:t>：屏（59.2×29.2）在壳内的定位基准 → 据此确定板的"屏区"位置；</w:t>
       </w:r>
     </w:p>
     <w:p>
@@ -5060,10 +5305,28 @@
         <w:rPr>
           <w:b/>
         </w:rPr>
-        <w:t>SPI（模组→墨水屏）走线尽量短</w:t>
-      </w:r>
-      <w:r>
-        <w:t>；EPD 的去耦电容靠近 FPC 座。</w:t>
+        <w:t>USB-C 开孔对齐</w:t>
+      </w:r>
+      <w:r>
+        <w:t>：现有外壳的 USB 开孔必须落在</w:t>
+      </w:r>
+      <w:r>
+        <w:rPr>
+          <w:b/>
+        </w:rPr>
+        <w:t>尾部区（8mm）</w:t>
+      </w:r>
+      <w:r>
+        <w:t>范围内；若与尾部区不重合，</w:t>
+      </w:r>
+      <w:r>
+        <w:rPr>
+          <w:b/>
+        </w:rPr>
+        <w:t>请先反馈，不得自行修改外壳</w:t>
+      </w:r>
+      <w:r>
+        <w:t>；</w:t>
       </w:r>
     </w:p>
     <w:p>
@@ -5074,10 +5337,19 @@
         <w:rPr>
           <w:b/>
         </w:rPr>
-        <w:t>ADC 分压（VBAT_SENSE）</w:t>
-      </w:r>
-      <w:r>
-        <w:t>远离 SPI、USB、充电电路等高频/大电流区域。</w:t>
+        <w:t>按键开孔/按压位对齐</w:t>
+      </w:r>
+      <w:r>
+        <w:t>：两个侧按键的中心必须对上外壳现有的按键开孔（或薄壁按压区）；</w:t>
+      </w:r>
+      <w:r>
+        <w:rPr>
+          <w:b/>
+        </w:rPr>
+        <w:t>若现有外壳没有侧向开孔，请立即反馈</w:t>
+      </w:r>
+      <w:r>
+        <w:t>——这是本版唯一可能需要动外壳的地方；</w:t>
       </w:r>
     </w:p>
     <w:p>
@@ -5088,10 +5360,10 @@
         <w:rPr>
           <w:b/>
         </w:rPr>
-        <w:t>充电电路</w:t>
-      </w:r>
-      <w:r>
-        <w:t>（TP4056）走线足够宽；D3/D4 靠近电源入口。</w:t>
+        <w:t>装配方式</w:t>
+      </w:r>
+      <w:r>
+        <w:t>：屏的固定方式（双面胶/卡扣）、板在壳内的支撑与限位、电芯与屏之间的缓冲垫（0.2–0.3mm）；</w:t>
       </w:r>
     </w:p>
     <w:p>
@@ -5099,7 +5371,21 @@
         <w:pStyle w:val="ListNumber"/>
       </w:pPr>
       <w:r>
-        <w:t>模组下方地平面完整，模组四周多打地过孔（散热与射频回流）。</w:t>
+        <w:rPr>
+          <w:b/>
+        </w:rPr>
+        <w:t>交付 3D 装配干涉检查</w:t>
+      </w:r>
+      <w:r>
+        <w:t>（板 + 屏 + 电芯 + 外壳）截图或报告。</w:t>
+      </w:r>
+    </w:p>
+    <w:p>
+      <w:pPr>
+        <w:pStyle w:val="Heading2"/>
+      </w:pPr>
+      <w:r>
+        <w:t>六、布局与射频要求（更新 V1 §3.2）</w:t>
       </w:r>
     </w:p>
     <w:p>
@@ -5110,19 +5396,37 @@
         <w:rPr>
           <w:b/>
         </w:rPr>
-        <w:t>电芯区（屏与板之间，见 §5.5）</w:t>
-      </w:r>
-      <w:r>
-        <w:t>：PCB 上该区域对应的走线/过孔允许（电芯不在 PCB 表面），但</w:t>
+        <w:t>PCB 天线净空（重点）</w:t>
+      </w:r>
+      <w:r>
+        <w:t>：模组天线端应</w:t>
       </w:r>
       <w:r>
         <w:rPr>
           <w:b/>
         </w:rPr>
-        <w:t>丝印须标出电芯外形与极性</w:t>
-      </w:r>
-      <w:r>
-        <w:t>；电芯投影不得进入天线净空区，且与天线区间隔 ≥5mm。</w:t>
+        <w:t>伸出板边</w:t>
+      </w:r>
+      <w:r>
+        <w:t>；</w:t>
+      </w:r>
+      <w:r>
+        <w:rPr>
+          <w:b/>
+        </w:rPr>
+        <w:t>天线区域及其正下方所有层不得铺铜、不得走线</w:t>
+      </w:r>
+      <w:r>
+        <w:t xml:space="preserve">；天线前方约 </w:t>
+      </w:r>
+      <w:r>
+        <w:rPr>
+          <w:b/>
+        </w:rPr>
+        <w:t>15mm</w:t>
+      </w:r>
+      <w:r>
+        <w:t xml:space="preserve"> 范围内不放置金属件/电池/大块铜箔；模组尽量远离电池与金属外壳。</w:t>
       </w:r>
     </w:p>
     <w:p>
@@ -5133,6 +5437,93 @@
         <w:rPr>
           <w:b/>
         </w:rPr>
+        <w:t>USB 差分线 D+/D-</w:t>
+      </w:r>
+      <w:r>
+        <w:t>：尽量短、等长、避免跨分割，串阻/ESD 器件靠近 USB-C。</w:t>
+      </w:r>
+    </w:p>
+    <w:p>
+      <w:pPr>
+        <w:pStyle w:val="ListNumber"/>
+      </w:pPr>
+      <w:r>
+        <w:rPr>
+          <w:b/>
+        </w:rPr>
+        <w:t>SPI（模组→墨水屏）走线尽量短</w:t>
+      </w:r>
+      <w:r>
+        <w:t>；EPD 的去耦电容靠近 FPC 座。</w:t>
+      </w:r>
+    </w:p>
+    <w:p>
+      <w:pPr>
+        <w:pStyle w:val="ListNumber"/>
+      </w:pPr>
+      <w:r>
+        <w:rPr>
+          <w:b/>
+        </w:rPr>
+        <w:t>ADC 分压（VBAT_SENSE）</w:t>
+      </w:r>
+      <w:r>
+        <w:t>远离 SPI、USB、充电电路等高频/大电流区域。</w:t>
+      </w:r>
+    </w:p>
+    <w:p>
+      <w:pPr>
+        <w:pStyle w:val="ListNumber"/>
+      </w:pPr>
+      <w:r>
+        <w:rPr>
+          <w:b/>
+        </w:rPr>
+        <w:t>充电电路</w:t>
+      </w:r>
+      <w:r>
+        <w:t>（TP4056）走线足够宽；D3/D4 靠近电源入口。</w:t>
+      </w:r>
+    </w:p>
+    <w:p>
+      <w:pPr>
+        <w:pStyle w:val="ListNumber"/>
+      </w:pPr>
+      <w:r>
+        <w:t>模组下方地平面完整，模组四周多打地过孔（散热与射频回流）。</w:t>
+      </w:r>
+    </w:p>
+    <w:p>
+      <w:pPr>
+        <w:pStyle w:val="ListNumber"/>
+      </w:pPr>
+      <w:r>
+        <w:rPr>
+          <w:b/>
+        </w:rPr>
+        <w:t>电芯区（屏与板之间，见 §5.5）</w:t>
+      </w:r>
+      <w:r>
+        <w:t>：PCB 上该区域对应的走线/过孔允许（电芯不在 PCB 表面），但</w:t>
+      </w:r>
+      <w:r>
+        <w:rPr>
+          <w:b/>
+        </w:rPr>
+        <w:t>丝印须标出电芯外形与极性</w:t>
+      </w:r>
+      <w:r>
+        <w:t>；电芯投影不得进入天线净空区，且与天线区间隔 ≥5mm。</w:t>
+      </w:r>
+    </w:p>
+    <w:p>
+      <w:pPr>
+        <w:pStyle w:val="ListNumber"/>
+      </w:pPr>
+      <w:r>
+        <w:rPr>
+          <w:b/>
+        </w:rPr>
         <w:t>SW2 功能键</w:t>
       </w:r>
       <w:r>
@@ -5144,7 +5535,7 @@
         <w:pStyle w:val="Heading2"/>
       </w:pPr>
       <w:r>
-        <w:t>七、Flash 与分区要求（供固件/量产使用）</w:t>
+        <w:t>七、Flash 与分区要求（需求方固件侧负责，设计方仅需按此选型/留分区）</w:t>
       </w:r>
     </w:p>
     <w:p>
@@ -5464,7 +5855,38 @@
         <w:pStyle w:val="ListNumber"/>
       </w:pPr>
       <w:r>
-        <w:t>✅ 电池焊盘极性丝印正确、电芯可完整贴在背面且不压天线净空区</w:t>
+        <w:t>✅ 电池焊盘极性丝印正确、电芯可完整放入"屏与板之间"的位置且不压天线净空区</w:t>
+      </w:r>
+    </w:p>
+    <w:p>
+      <w:pPr>
+        <w:pStyle w:val="ListNumber"/>
+      </w:pPr>
+      <w:r>
+        <w:t xml:space="preserve">✅ </w:t>
+      </w:r>
+      <w:r>
+        <w:rPr>
+          <w:b/>
+        </w:rPr>
+        <w:t>两个侧按键装配到位、按压力 160–250gf 手感正常，且与现有外壳的按压位对齐可正常按压</w:t>
+      </w:r>
+    </w:p>
+    <w:p>
+      <w:pPr>
+        <w:pStyle w:val="ListNumber"/>
+      </w:pPr>
+      <w:r>
+        <w:t xml:space="preserve">✅ </w:t>
+      </w:r>
+      <w:r>
+        <w:rPr>
+          <w:b/>
+        </w:rPr>
+        <w:t>3D 装配干涉检查通过</w:t>
+      </w:r>
+      <w:r>
+        <w:t>（板 + 屏 + 电芯 + 现有外壳），整机总厚 ≤10mm</w:t>
       </w:r>
     </w:p>
     <w:p>
@@ -5600,7 +6022,13 @@
         <w:pStyle w:val="ListNumber"/>
       </w:pPr>
       <w:r>
-        <w:t>按 §6 完成布局与净空，跑 ERC/DRC，导出制造文件</w:t>
+        <w:rPr>
+          <w:b/>
+        </w:rPr>
+        <w:t>先做 §5.6 外壳核对</w:t>
+      </w:r>
+      <w:r>
+        <w:t>（内腔/开孔/按键位对齐），再按 §6 完成布局与净空，跑 ERC/DRC，导出制造文件</w:t>
       </w:r>
     </w:p>
     <w:p>
@@ -5782,11 +6210,20 @@
       </w:r>
     </w:p>
     <w:p>
+      <w:pPr>
+        <w:pStyle w:val="ListNumber"/>
+      </w:pPr>
+      <w:r>
+        <w:t xml:space="preserve">✅ </w:t>
+      </w:r>
       <w:r>
         <w:rPr>
           <w:b/>
         </w:rPr>
-        <w:t>仍待答复</w:t>
+        <w:t>两个按键改为侧按式</w:t>
+      </w:r>
+      <w:r>
+        <w:t>（从卡片侧边按，型号见 §4）</w:t>
       </w:r>
     </w:p>
     <w:p>
@@ -5794,22 +6231,16 @@
         <w:pStyle w:val="ListNumber"/>
       </w:pPr>
       <w:r>
+        <w:t xml:space="preserve">✅ </w:t>
+      </w:r>
+      <w:r>
         <w:rPr>
           <w:b/>
         </w:rPr>
-        <w:t>两个按键的按压方向</w:t>
-      </w:r>
-      <w:r>
-        <w:t>：默认装在元件面（从</w:t>
-      </w:r>
-      <w:r>
-        <w:rPr>
-          <w:b/>
-        </w:rPr>
-        <w:t>卡片背面</w:t>
-      </w:r>
-      <w:r>
-        <w:t>按）；若希望从正面/侧边按，请说明（尾部区给了这两种可能）</w:t>
+        <w:t>外壳不换</w:t>
+      </w:r>
+      <w:r>
+        <w:t>，新板必须适配现有外壳（核对清单见 §5.6）</w:t>
       </w:r>
     </w:p>
     <w:p>
@@ -5817,24 +6248,63 @@
         <w:pStyle w:val="ListNumber"/>
       </w:pPr>
       <w:r>
+        <w:t xml:space="preserve">✅ </w:t>
+      </w:r>
+      <w:r>
         <w:rPr>
           <w:b/>
         </w:rPr>
-        <w:t>外壳按点位置与板厚上限</w:t>
+        <w:t>HT7333 保留不换</w:t>
+      </w:r>
+      <w:r>
+        <w:t>，3.3V 侧加强储能电容（见 §3.3）</w:t>
+      </w:r>
+    </w:p>
+    <w:p>
+      <w:r>
+        <w:rPr>
+          <w:b/>
+        </w:rPr>
+        <w:t>需设计方提供/反馈（改板开工前）</w:t>
       </w:r>
     </w:p>
     <w:p>
       <w:pPr>
-        <w:pStyle w:val="ListNumber"/>
+        <w:pStyle w:val="ListBullet"/>
       </w:pPr>
       <w:r>
         <w:rPr>
           <w:b/>
         </w:rPr>
-        <w:t>HT7333 是否更换</w:t>
-      </w:r>
-      <w:r>
-        <w:t>：见下方说明（建议项）</w:t>
+        <w:t>现有外壳的内腔尺寸图与开孔坐标</w:t>
+      </w:r>
+      <w:r>
+        <w:t>（USB 开孔、按键开孔/按压位、屏窗基准）——这是本版所有定位的依据</w:t>
+      </w:r>
+    </w:p>
+    <w:p>
+      <w:pPr>
+        <w:pStyle w:val="ListBullet"/>
+      </w:pPr>
+      <w:r>
+        <w:t>若现有外壳</w:t>
+      </w:r>
+      <w:r>
+        <w:rPr>
+          <w:b/>
+        </w:rPr>
+        <w:t>没有侧向按键开孔</w:t>
+      </w:r>
+      <w:r>
+        <w:t>，请立即反馈（可能需一次外壳微调，由需求方决定）</w:t>
+      </w:r>
+    </w:p>
+    <w:p>
+      <w:pPr>
+        <w:pStyle w:val="ListBullet"/>
+      </w:pPr>
+      <w:r>
+        <w:t>所选侧按键的具体型号与尺寸（便于需求方确认手感与采购）</w:t>
       </w:r>
     </w:p>
     <w:p>

--- a/改板需求说明-V2-ESP32C6.docx
+++ b/改板需求说明-V2-ESP32C6.docx
@@ -203,7 +203,7 @@
         <w:t>≤4mm 厚</w:t>
       </w:r>
       <w:r>
-        <w:t>；USB-C 与两个实体按键布置在</w:t>
+        <w:t>；USB-C 与两个侧按键布置在</w:t>
       </w:r>
       <w:r>
         <w:rPr>
@@ -212,13 +212,22 @@
         <w:t>屏外尾部区</w:t>
       </w:r>
       <w:r>
-        <w:t xml:space="preserve">，整机总厚约 </w:t>
+        <w:t>；</w:t>
       </w:r>
       <w:r>
         <w:rPr>
           <w:b/>
         </w:rPr>
-        <w:t>10mm</w:t>
+        <w:t>板厚 0.6mm、不设安装孔</w:t>
+      </w:r>
+      <w:r>
+        <w:t xml:space="preserve">，整机总厚 </w:t>
+      </w:r>
+      <w:r>
+        <w:rPr>
+          <w:b/>
+        </w:rPr>
+        <w:t>≈9.1–9.6mm</w:t>
       </w:r>
       <w:r>
         <w:t>。详见 §5.5。</w:t>
@@ -1519,7 +1528,16 @@
     </w:p>
     <w:p>
       <w:r>
-        <w:t>V1 中的"SW1-SW2 = RST/BOOT"作废。新定义如下（外壳可以有按键，两个键都保留）：</w:t>
+        <w:t>V1 中的"SW1-SW2 = RST/BOOT"作废。新定义如下（两个键都保留，</w:t>
+      </w:r>
+      <w:r>
+        <w:rPr>
+          <w:b/>
+        </w:rPr>
+        <w:t>均为侧按式</w:t>
+      </w:r>
+      <w:r>
+        <w:t>）：</w:t>
       </w:r>
     </w:p>
     <w:tbl>
@@ -2082,10 +2100,10 @@
         <w:rPr>
           <w:b/>
         </w:rPr>
-        <w:t>按键坐标必须以现有外壳的开孔/按压位为基准反推</w:t>
-      </w:r>
-      <w:r>
-        <w:t>（外壳不换，见 §5.6），并随图纸提交"按键中心坐标 ↔ 外壳开孔坐标"对照表</w:t>
+        <w:t>按键位置</w:t>
+      </w:r>
+      <w:r>
+        <w:t>：置于尾部区板边、作动方向朝板外；机械按压通道由需求方后续处理（见 §5.6）</w:t>
       </w:r>
     </w:p>
     <w:p>
@@ -4557,21 +4575,76 @@
         <w:rPr>
           <w:b/>
         </w:rPr>
-        <w:t>厚度账（每层含义见下，单位 mm）</w:t>
+        <w:t>厚度账（分区域取最大值，单位 mm）</w:t>
       </w:r>
     </w:p>
     <w:p>
       <w:r>
-        <w:t xml:space="preserve">固定项：屏 1.05 + 屏胶 0.2 + 缓冲 0.3 + PCB 0.8 + </w:t>
+        <w:t>厚度</w:t>
       </w:r>
       <w:r>
         <w:rPr>
           <w:b/>
         </w:rPr>
-        <w:t>元件最高</w:t>
-      </w:r>
-      <w:r>
-        <w:t xml:space="preserve"> + 背壳内间隙 0.4 + 背壳 0.6 + 前框 0.4</w:t>
+        <w:t>不是各层相加</w:t>
+      </w:r>
+      <w:r>
+        <w:t>，而是"屏区"与"尾部区"各自计算后</w:t>
+      </w:r>
+      <w:r>
+        <w:rPr>
+          <w:b/>
+        </w:rPr>
+        <w:t>取较大值</w:t>
+      </w:r>
+      <w:r>
+        <w:t>（模组、USB-C 都在尾部区，不与屏/电芯叠加）：</w:t>
+      </w:r>
+    </w:p>
+    <w:p>
+      <w:pPr>
+        <w:pStyle w:val="ListBullet"/>
+      </w:pPr>
+      <w:r>
+        <w:rPr>
+          <w:b/>
+        </w:rPr>
+        <w:t>屏区</w:t>
+      </w:r>
+      <w:r>
+        <w:t xml:space="preserve"> = 屏 1.05 + 屏胶 0.2 + 电芯 T + 缓冲 0.3 + </w:t>
+      </w:r>
+      <w:r>
+        <w:rPr>
+          <w:b/>
+        </w:rPr>
+        <w:t>PCB</w:t>
+      </w:r>
+      <w:r>
+        <w:t xml:space="preserve"> + 屏区最高元件 + 背壳内隙 0.4 + 背壳 0.6</w:t>
+      </w:r>
+    </w:p>
+    <w:p>
+      <w:pPr>
+        <w:pStyle w:val="ListBullet"/>
+      </w:pPr>
+      <w:r>
+        <w:rPr>
+          <w:b/>
+        </w:rPr>
+        <w:t>尾部区</w:t>
+      </w:r>
+      <w:r>
+        <w:t xml:space="preserve"> = PCB + 模组 2.4 + 背壳内隙 0.4 + 背壳 0.6 + 前壳 0.6 ≈ 4.6（</w:t>
+      </w:r>
+      <w:r>
+        <w:rPr>
+          <w:b/>
+        </w:rPr>
+        <w:t>不是瓶颈</w:t>
+      </w:r>
+      <w:r>
+        <w:t>）</w:t>
       </w:r>
     </w:p>
     <w:tbl>
@@ -4581,17 +4654,15 @@
         <w:tblLook w:firstColumn="1" w:firstRow="1" w:lastColumn="0" w:lastRow="0" w:noHBand="0" w:noVBand="1" w:val="04A0"/>
       </w:tblPr>
       <w:tblGrid>
-        <w:gridCol w:w="1440"/>
-        <w:gridCol w:w="1440"/>
-        <w:gridCol w:w="1440"/>
-        <w:gridCol w:w="1440"/>
-        <w:gridCol w:w="1440"/>
-        <w:gridCol w:w="1440"/>
+        <w:gridCol w:w="2160"/>
+        <w:gridCol w:w="2160"/>
+        <w:gridCol w:w="2160"/>
+        <w:gridCol w:w="2160"/>
       </w:tblGrid>
       <w:tr>
         <w:tc>
           <w:tcPr>
-            <w:tcW w:type="dxa" w:w="1440"/>
+            <w:tcW w:type="dxa" w:w="2160"/>
           </w:tcPr>
           <w:p>
             <w:r>
@@ -4599,13 +4670,13 @@
                 <w:b/>
                 <w:sz w:val="18"/>
               </w:rPr>
-              <w:t>元件最高项</w:t>
+              <w:t>PCB 厚度</w:t>
             </w:r>
           </w:p>
         </w:tc>
         <w:tc>
           <w:tcPr>
-            <w:tcW w:type="dxa" w:w="1440"/>
+            <w:tcW w:type="dxa" w:w="2160"/>
           </w:tcPr>
           <w:p>
             <w:r>
@@ -4613,13 +4684,13 @@
                 <w:b/>
                 <w:sz w:val="18"/>
               </w:rPr>
-              <w:t>固定项合计</w:t>
+              <w:t>电芯 3.0mm</w:t>
             </w:r>
           </w:p>
         </w:tc>
         <w:tc>
           <w:tcPr>
-            <w:tcW w:type="dxa" w:w="1440"/>
+            <w:tcW w:type="dxa" w:w="2160"/>
           </w:tcPr>
           <w:p>
             <w:r>
@@ -4627,13 +4698,13 @@
                 <w:b/>
                 <w:sz w:val="18"/>
               </w:rPr>
-              <w:t>电池 3mm</w:t>
+              <w:t>电芯 3.5mm</w:t>
             </w:r>
           </w:p>
         </w:tc>
         <w:tc>
           <w:tcPr>
-            <w:tcW w:type="dxa" w:w="1440"/>
+            <w:tcW w:type="dxa" w:w="2160"/>
           </w:tcPr>
           <w:p>
             <w:r>
@@ -4641,13 +4712,15 @@
                 <w:b/>
                 <w:sz w:val="18"/>
               </w:rPr>
-              <w:t>电池 4mm</w:t>
+              <w:t>电芯 4.0mm</w:t>
             </w:r>
           </w:p>
         </w:tc>
+      </w:tr>
+      <w:tr>
         <w:tc>
           <w:tcPr>
-            <w:tcW w:type="dxa" w:w="1440"/>
+            <w:tcW w:type="dxa" w:w="2160"/>
           </w:tcPr>
           <w:p>
             <w:r>
@@ -4655,13 +4728,39 @@
                 <w:b/>
                 <w:sz w:val="18"/>
               </w:rPr>
-              <w:t>电池 5mm</w:t>
+              <w:t>0.6mm（推荐）</w:t>
             </w:r>
           </w:p>
         </w:tc>
         <w:tc>
           <w:tcPr>
-            <w:tcW w:type="dxa" w:w="1440"/>
+            <w:tcW w:type="dxa" w:w="2160"/>
+          </w:tcPr>
+          <w:p>
+            <w:r>
+              <w:rPr>
+                <w:sz w:val="18"/>
+              </w:rPr>
+              <w:t>≈8.6</w:t>
+            </w:r>
+          </w:p>
+        </w:tc>
+        <w:tc>
+          <w:tcPr>
+            <w:tcW w:type="dxa" w:w="2160"/>
+          </w:tcPr>
+          <w:p>
+            <w:r>
+              <w:rPr>
+                <w:sz w:val="18"/>
+              </w:rPr>
+              <w:t>≈9.1</w:t>
+            </w:r>
+          </w:p>
+        </w:tc>
+        <w:tc>
+          <w:tcPr>
+            <w:tcW w:type="dxa" w:w="2160"/>
           </w:tcPr>
           <w:p>
             <w:r>
@@ -4669,7 +4768,7 @@
                 <w:b/>
                 <w:sz w:val="18"/>
               </w:rPr>
-              <w:t>电池 6mm</w:t>
+              <w:t>≈9.6</w:t>
             </w:r>
           </w:p>
         </w:tc>
@@ -4677,163 +4776,53 @@
       <w:tr>
         <w:tc>
           <w:tcPr>
-            <w:tcW w:type="dxa" w:w="1440"/>
-          </w:tcPr>
-          <w:p>
-            <w:r>
-              <w:rPr>
-                <w:b/>
-                <w:sz w:val="18"/>
-              </w:rPr>
-              <w:t>USB-C 叠在屏区内（3.2mm）</w:t>
-            </w:r>
-          </w:p>
-        </w:tc>
-        <w:tc>
-          <w:tcPr>
-            <w:tcW w:type="dxa" w:w="1440"/>
+            <w:tcW w:type="dxa" w:w="2160"/>
           </w:tcPr>
           <w:p>
             <w:r>
               <w:rPr>
                 <w:sz w:val="18"/>
               </w:rPr>
-              <w:t>6.95</w:t>
+              <w:t>0.8mm</w:t>
             </w:r>
           </w:p>
         </w:tc>
         <w:tc>
           <w:tcPr>
-            <w:tcW w:type="dxa" w:w="1440"/>
+            <w:tcW w:type="dxa" w:w="2160"/>
           </w:tcPr>
           <w:p>
             <w:r>
               <w:rPr>
                 <w:sz w:val="18"/>
               </w:rPr>
-              <w:t>10.0</w:t>
+              <w:t>≈8.8</w:t>
             </w:r>
           </w:p>
         </w:tc>
         <w:tc>
           <w:tcPr>
-            <w:tcW w:type="dxa" w:w="1440"/>
+            <w:tcW w:type="dxa" w:w="2160"/>
           </w:tcPr>
           <w:p>
             <w:r>
               <w:rPr>
                 <w:sz w:val="18"/>
               </w:rPr>
-              <w:t>11.0</w:t>
+              <w:t>≈9.3</w:t>
             </w:r>
           </w:p>
         </w:tc>
         <w:tc>
           <w:tcPr>
-            <w:tcW w:type="dxa" w:w="1440"/>
+            <w:tcW w:type="dxa" w:w="2160"/>
           </w:tcPr>
           <w:p>
             <w:r>
               <w:rPr>
                 <w:sz w:val="18"/>
               </w:rPr>
-              <w:t>12.0</w:t>
-            </w:r>
-          </w:p>
-        </w:tc>
-        <w:tc>
-          <w:tcPr>
-            <w:tcW w:type="dxa" w:w="1440"/>
-          </w:tcPr>
-          <w:p>
-            <w:r>
-              <w:rPr>
-                <w:sz w:val="18"/>
-              </w:rPr>
-              <w:t>13.0</w:t>
-            </w:r>
-          </w:p>
-        </w:tc>
-      </w:tr>
-      <w:tr>
-        <w:tc>
-          <w:tcPr>
-            <w:tcW w:type="dxa" w:w="1440"/>
-          </w:tcPr>
-          <w:p>
-            <w:r>
-              <w:rPr>
-                <w:b/>
-                <w:sz w:val="18"/>
-              </w:rPr>
-              <w:t>USB-C 移到屏外尾部（2.4mm，模组为最高件）</w:t>
-            </w:r>
-          </w:p>
-        </w:tc>
-        <w:tc>
-          <w:tcPr>
-            <w:tcW w:type="dxa" w:w="1440"/>
-          </w:tcPr>
-          <w:p>
-            <w:r>
-              <w:rPr>
-                <w:sz w:val="18"/>
-              </w:rPr>
-              <w:t>6.15</w:t>
-            </w:r>
-          </w:p>
-        </w:tc>
-        <w:tc>
-          <w:tcPr>
-            <w:tcW w:type="dxa" w:w="1440"/>
-          </w:tcPr>
-          <w:p>
-            <w:r>
-              <w:rPr>
-                <w:b/>
-                <w:sz w:val="18"/>
-              </w:rPr>
-              <w:t>9.2</w:t>
-            </w:r>
-          </w:p>
-        </w:tc>
-        <w:tc>
-          <w:tcPr>
-            <w:tcW w:type="dxa" w:w="1440"/>
-          </w:tcPr>
-          <w:p>
-            <w:r>
-              <w:rPr>
-                <w:b/>
-                <w:sz w:val="18"/>
-              </w:rPr>
-              <w:t>10.2</w:t>
-            </w:r>
-          </w:p>
-        </w:tc>
-        <w:tc>
-          <w:tcPr>
-            <w:tcW w:type="dxa" w:w="1440"/>
-          </w:tcPr>
-          <w:p>
-            <w:r>
-              <w:rPr>
-                <w:sz w:val="18"/>
-              </w:rPr>
-              <w:t>11.2</w:t>
-            </w:r>
-          </w:p>
-        </w:tc>
-        <w:tc>
-          <w:tcPr>
-            <w:tcW w:type="dxa" w:w="1440"/>
-          </w:tcPr>
-          <w:p>
-            <w:r>
-              <w:rPr>
-                <w:sz w:val="18"/>
-              </w:rPr>
-              <w:t>12.2</w:t>
+              <w:t>≈9.8</w:t>
             </w:r>
           </w:p>
         </w:tc>
@@ -4842,26 +4831,7 @@
     <w:p/>
     <w:p>
       <w:r>
-        <w:rPr>
-          <w:i/>
-          <w:color w:val="555555"/>
-        </w:rPr>
-        <w:t>上式可自行代入：整机厚度 ≈ 固定项 + 电池厚度。</w:t>
-      </w:r>
-      <w:r>
-        <w:rPr>
-          <w:b/>
-          <w:i/>
-          <w:color w:val="555555"/>
-        </w:rPr>
-        <w:t>PCB 厚度按 0.8mm 计</w:t>
-      </w:r>
-      <w:r>
-        <w:rPr>
-          <w:i/>
-          <w:color w:val="555555"/>
-        </w:rPr>
-        <w:t>；若用 1.6mm 常规板，上述数值各 +0.8mm。</w:t>
+        <w:t>（屏区最高元件按 FPC 座 2.0mm 计；若屏区元件压到 1.5mm，可整体再减 0.5mm）</w:t>
       </w:r>
     </w:p>
     <w:p>
@@ -4869,7 +4839,7 @@
         <w:rPr>
           <w:b/>
         </w:rPr>
-        <w:t>✅ 本版已确定的机械配置（需求方确认）</w:t>
+        <w:t>✅ 本版已确定的机械配置</w:t>
       </w:r>
     </w:p>
     <w:tbl>
@@ -4942,7 +4912,79 @@
               <w:rPr>
                 <w:sz w:val="18"/>
               </w:rPr>
-              <w:t>（屏区 59.2mm + 尾部区 8mm）</w:t>
+              <w:t>（屏区 59.2 + 尾部区 8）</w:t>
+            </w:r>
+          </w:p>
+        </w:tc>
+      </w:tr>
+      <w:tr>
+        <w:tc>
+          <w:tcPr>
+            <w:tcW w:type="dxa" w:w="4320"/>
+          </w:tcPr>
+          <w:p>
+            <w:r>
+              <w:rPr>
+                <w:b/>
+                <w:sz w:val="18"/>
+              </w:rPr>
+              <w:t>板厚</w:t>
+            </w:r>
+          </w:p>
+        </w:tc>
+        <w:tc>
+          <w:tcPr>
+            <w:tcW w:type="dxa" w:w="4320"/>
+          </w:tcPr>
+          <w:p>
+            <w:r>
+              <w:rPr>
+                <w:b/>
+                <w:sz w:val="18"/>
+              </w:rPr>
+              <w:t>0.6mm（推荐）</w:t>
+            </w:r>
+            <w:r>
+              <w:rPr>
+                <w:sz w:val="18"/>
+              </w:rPr>
+              <w:t>，可选 0.8mm</w:t>
+            </w:r>
+          </w:p>
+        </w:tc>
+      </w:tr>
+      <w:tr>
+        <w:tc>
+          <w:tcPr>
+            <w:tcW w:type="dxa" w:w="4320"/>
+          </w:tcPr>
+          <w:p>
+            <w:r>
+              <w:rPr>
+                <w:b/>
+                <w:sz w:val="18"/>
+              </w:rPr>
+              <w:t>安装孔</w:t>
+            </w:r>
+          </w:p>
+        </w:tc>
+        <w:tc>
+          <w:tcPr>
+            <w:tcW w:type="dxa" w:w="4320"/>
+          </w:tcPr>
+          <w:p>
+            <w:r>
+              <w:rPr>
+                <w:b/>
+                <w:sz w:val="18"/>
+              </w:rPr>
+              <w:t>不设安装孔/定位孔</w:t>
+            </w:r>
+            <w:r>
+              <w:rPr>
+                <w:sz w:val="18"/>
+              </w:rPr>
+              <w:t>（板在壳内以双面胶/泡棉胶固定）</w:t>
             </w:r>
           </w:p>
         </w:tc>
@@ -4968,16 +5010,9 @@
           <w:p>
             <w:r>
               <w:rPr>
-                <w:b/>
                 <w:sz w:val="18"/>
               </w:rPr>
-              <w:t>屏外尾部区</w:t>
-            </w:r>
-            <w:r>
-              <w:rPr>
-                <w:sz w:val="18"/>
-              </w:rPr>
-              <w:t>（不叠在屏下 → 3.2mm 高度不计入总厚）</w:t>
+              <w:t>屏外尾部区（不在屏下 → 3.2mm 不计入总厚）</w:t>
             </w:r>
           </w:p>
         </w:tc>
@@ -5003,16 +5038,22 @@
           <w:p>
             <w:r>
               <w:rPr>
+                <w:sz w:val="18"/>
+              </w:rPr>
+              <w:t xml:space="preserve">厚度 </w:t>
+            </w:r>
+            <w:r>
+              <w:rPr>
                 <w:b/>
                 <w:sz w:val="18"/>
               </w:rPr>
-              <w:t>厚度 ≤4mm</w:t>
+              <w:t>≤4mm</w:t>
             </w:r>
             <w:r>
               <w:rPr>
                 <w:sz w:val="18"/>
               </w:rPr>
-              <w:t>，可用面积约 52×27mm（见 §5.4）</w:t>
+              <w:t>，面积约 52×27mm（见 §5.4）</w:t>
             </w:r>
           </w:p>
         </w:tc>
@@ -5027,7 +5068,7 @@
               <w:rPr>
                 <w:sz w:val="18"/>
               </w:rPr>
-              <w:t>整机总厚（估算）</w:t>
+              <w:t>整机总厚</w:t>
             </w:r>
           </w:p>
         </w:tc>
@@ -5041,26 +5082,13 @@
                 <w:b/>
                 <w:sz w:val="18"/>
               </w:rPr>
-              <w:t>≈10.1mm</w:t>
+              <w:t>≈9.1–9.6mm</w:t>
             </w:r>
             <w:r>
               <w:rPr>
                 <w:sz w:val="18"/>
               </w:rPr>
-              <w:t xml:space="preserve">（PCB 0.8mm）；若用 </w:t>
-            </w:r>
-            <w:r>
-              <w:rPr>
-                <w:b/>
-                <w:sz w:val="18"/>
-              </w:rPr>
-              <w:t>0.6mm PCB → ≈9.95mm</w:t>
-            </w:r>
-            <w:r>
-              <w:rPr>
-                <w:sz w:val="18"/>
-              </w:rPr>
-              <w:t>；电芯 3.5mm → 9.45–9.65mm</w:t>
+              <w:t>（0.6mm 板 + 4mm 电芯）</w:t>
             </w:r>
           </w:p>
         </w:tc>
@@ -5072,10 +5100,10 @@
         <w:rPr>
           <w:b/>
         </w:rPr>
-        <w:t>尾部区（8mm）内建议布置</w:t>
-      </w:r>
-      <w:r>
-        <w:t>：模组（天线朝卡片外端）+ USB-C（与模组并排于短边）+ 两个实体按键；屏的 FPC 座放在另一端（屏区外侧短边）。</w:t>
+        <w:t>尾部区（8mm）建议布置</w:t>
+      </w:r>
+      <w:r>
+        <w:t>：模组（天线朝卡片外端）+ USB-C（与模组并排于短边）+ 两个侧按键；屏的 FPC 座放在屏区外侧短边。</w:t>
       </w:r>
     </w:p>
     <w:p>
@@ -5083,7 +5111,206 @@
         <w:rPr>
           <w:b/>
         </w:rPr>
-        <w:t>由此得出两条设计结论</w:t>
+        <w:t>再减薄的空间（可选）</w:t>
+      </w:r>
+      <w:r>
+        <w:t>：电芯 3.5mm → -0.5；屏区最高元件压到 1.5mm → -0.5；缓冲 0.3→0.2、背壳 0.6→0.5 → 各 -0.1。</w:t>
+      </w:r>
+    </w:p>
+    <w:p>
+      <w:r>
+        <w:rPr>
+          <w:b/>
+        </w:rPr>
+        <w:t>结构要求</w:t>
+      </w:r>
+    </w:p>
+    <w:p>
+      <w:pPr>
+        <w:pStyle w:val="ListBullet"/>
+      </w:pPr>
+      <w:r>
+        <w:t xml:space="preserve">电芯四周留 </w:t>
+      </w:r>
+      <w:r>
+        <w:rPr>
+          <w:b/>
+        </w:rPr>
+        <w:t>0.5mm</w:t>
+      </w:r>
+      <w:r>
+        <w:t xml:space="preserve">、厚度方向留 </w:t>
+      </w:r>
+      <w:r>
+        <w:rPr>
+          <w:b/>
+        </w:rPr>
+        <w:t>1mm</w:t>
+      </w:r>
+      <w:r>
+        <w:t xml:space="preserve"> 膨胀空间；电芯与屏之间加 </w:t>
+      </w:r>
+      <w:r>
+        <w:rPr>
+          <w:b/>
+        </w:rPr>
+        <w:t>0.2–0.3mm</w:t>
+      </w:r>
+      <w:r>
+        <w:t xml:space="preserve"> 缓冲垫（防压屏）</w:t>
+      </w:r>
+    </w:p>
+    <w:p>
+      <w:pPr>
+        <w:pStyle w:val="ListBullet"/>
+      </w:pPr>
+      <w:r>
+        <w:t>电芯极耳/镍带走向与 PCB 焊盘对齐（见 §5.4），</w:t>
+      </w:r>
+      <w:r>
+        <w:rPr>
+          <w:b/>
+        </w:rPr>
+        <w:t>不得跨过 FPC 弯折区</w:t>
+      </w:r>
+    </w:p>
+    <w:p>
+      <w:pPr>
+        <w:pStyle w:val="ListBullet"/>
+      </w:pPr>
+      <w:r>
+        <w:rPr>
+          <w:b/>
+        </w:rPr>
+        <w:t>板子固定方式</w:t>
+      </w:r>
+      <w:r>
+        <w:t>：双面胶/0.5mm 泡棉胶贴装（3M 200MP 类）→ 因此</w:t>
+      </w:r>
+      <w:r>
+        <w:rPr>
+          <w:b/>
+        </w:rPr>
+        <w:t>板面不设螺丝孔与定位孔</w:t>
+      </w:r>
+    </w:p>
+    <w:p>
+      <w:pPr>
+        <w:pStyle w:val="ListBullet"/>
+      </w:pPr>
+      <w:r>
+        <w:rPr>
+          <w:b/>
+        </w:rPr>
+        <w:t>0.6mm 板注意</w:t>
+      </w:r>
+      <w:r>
+        <w:t>：USB-C 座的焊接强度会下降，请加大固定焊盘/加锡量或做局部补强（</w:t>
+      </w:r>
+      <w:r>
+        <w:rPr>
+          <w:b/>
+        </w:rPr>
+        <w:t>不要因此改回 1.6mm</w:t>
+      </w:r>
+      <w:r>
+        <w:t>）</w:t>
+      </w:r>
+    </w:p>
+    <w:p>
+      <w:pPr>
+        <w:pStyle w:val="Heading3"/>
+      </w:pPr>
+      <w:r>
+        <w:t>5.6 结构固定与按键通道（与外壳解耦）</w:t>
+      </w:r>
+    </w:p>
+    <w:p>
+      <w:pPr>
+        <w:pStyle w:val="ListBullet"/>
+      </w:pPr>
+      <w:r>
+        <w:rPr>
+          <w:b/>
+        </w:rPr>
+        <w:t>本版不与外壳/开孔绑定</w:t>
+      </w:r>
+      <w:r>
+        <w:t>：设计方按 §5.5 的板尺寸与堆叠出图即可，</w:t>
+      </w:r>
+      <w:r>
+        <w:rPr>
+          <w:b/>
+        </w:rPr>
+        <w:t>无需等待外壳资料，也不必做外壳干涉核对</w:t>
+      </w:r>
+    </w:p>
+    <w:p>
+      <w:pPr>
+        <w:pStyle w:val="ListBullet"/>
+      </w:pPr>
+      <w:r>
+        <w:rPr>
+          <w:b/>
+        </w:rPr>
+        <w:t>板子不设安装孔</w:t>
+      </w:r>
+      <w:r>
+        <w:t>：靠双面胶/泡棉胶固定在壳内（省下孔位及周围禁布区约 40–120mm²，也省掉螺丝高度）</w:t>
+      </w:r>
+    </w:p>
+    <w:p>
+      <w:pPr>
+        <w:pStyle w:val="ListBullet"/>
+      </w:pPr>
+      <w:r>
+        <w:rPr>
+          <w:b/>
+        </w:rPr>
+        <w:t>两个侧按键</w:t>
+      </w:r>
+      <w:r>
+        <w:t xml:space="preserve">：位于板边、作动方向朝板外、按钮端突出板边 </w:t>
+      </w:r>
+      <w:r>
+        <w:rPr>
+          <w:b/>
+        </w:rPr>
+        <w:t>0.3–1.0mm</w:t>
+      </w:r>
+      <w:r>
+        <w:t>；机械按压通道由需求方后续与外壳方案一并处理。设计方只需保证：位于</w:t>
+      </w:r>
+      <w:r>
+        <w:rPr>
+          <w:b/>
+        </w:rPr>
+        <w:t>尾部区侧边</w:t>
+      </w:r>
+      <w:r>
+        <w:t>、两键中心距 ≥6mm、不与电芯/FPC 冲突、丝印标注功能（SW1 复位 / SW2 短按刷新·长按重置）</w:t>
+      </w:r>
+    </w:p>
+    <w:p>
+      <w:pPr>
+        <w:pStyle w:val="ListBullet"/>
+      </w:pPr>
+      <w:r>
+        <w:rPr>
+          <w:b/>
+        </w:rPr>
+        <w:t>屏与板的相对定位</w:t>
+      </w:r>
+      <w:r>
+        <w:t>由电芯缓冲垫与胶带保证；屏 59.2mm 与板 67mm 的 8mm 差值即尾部区</w:t>
+      </w:r>
+    </w:p>
+    <w:p>
+      <w:pPr>
+        <w:pStyle w:val="Heading2"/>
+      </w:pPr>
+      <w:r>
+        <w:t>六、布局与射频要求（更新 V1 §3.2）</w:t>
       </w:r>
     </w:p>
     <w:p>
@@ -5094,28 +5321,37 @@
         <w:rPr>
           <w:b/>
         </w:rPr>
-        <w:t>想控制总厚 ≤10mm</w:t>
-      </w:r>
-      <w:r>
-        <w:t xml:space="preserve">：只能用 </w:t>
+        <w:t>PCB 天线净空（重点）</w:t>
+      </w:r>
+      <w:r>
+        <w:t>：模组天线端应</w:t>
       </w:r>
       <w:r>
         <w:rPr>
           <w:b/>
         </w:rPr>
-        <w:t>3–4mm 电芯（450–660mAh）</w:t>
-      </w:r>
-      <w:r>
-        <w:t>，并且</w:t>
+        <w:t>伸出板边</w:t>
+      </w:r>
+      <w:r>
+        <w:t>；</w:t>
       </w:r>
       <w:r>
         <w:rPr>
           <w:b/>
         </w:rPr>
-        <w:t>必须把 USB-C 这类 3.2mm 高元件挪到"屏外尾部区"</w:t>
-      </w:r>
-      <w:r>
-        <w:t>（否则它 3.2mm 永远叠在厚度里）。</w:t>
+        <w:t>天线区域及其正下方所有层不得铺铜、不得走线</w:t>
+      </w:r>
+      <w:r>
+        <w:t xml:space="preserve">；天线前方约 </w:t>
+      </w:r>
+      <w:r>
+        <w:rPr>
+          <w:b/>
+        </w:rPr>
+        <w:t>15mm</w:t>
+      </w:r>
+      <w:r>
+        <w:t xml:space="preserve"> 范围内不放置金属件/电池/大块铜箔；模组尽量远离电芯与大块金属。</w:t>
       </w:r>
     </w:p>
     <w:p>
@@ -5126,45 +5362,114 @@
         <w:rPr>
           <w:b/>
         </w:rPr>
-        <w:t>屏外尾部区</w:t>
-      </w:r>
-      <w:r>
-        <w:t>（板子伸出屏外约 7–8mm）一举解决三件事：</w:t>
-      </w:r>
+        <w:t>USB 差分线 D+/D-</w:t>
+      </w:r>
+      <w:r>
+        <w:t>：尽量短、等长、避免跨分割，串阻/ESD 器件靠近 USB-C。</w:t>
+      </w:r>
+    </w:p>
+    <w:p>
+      <w:pPr>
+        <w:pStyle w:val="ListNumber"/>
+      </w:pPr>
       <w:r>
         <w:rPr>
           <w:b/>
         </w:rPr>
-        <w:t>USB-C 高度不进厚度</w:t>
-      </w:r>
-      <w:r>
-        <w:t xml:space="preserve"> + </w:t>
-      </w:r>
+        <w:t>SPI（模组→墨水屏）走线尽量短</w:t>
+      </w:r>
+      <w:r>
+        <w:t>；EPD 的去耦电容靠近 FPC 座。</w:t>
+      </w:r>
+    </w:p>
+    <w:p>
+      <w:pPr>
+        <w:pStyle w:val="ListNumber"/>
+      </w:pPr>
       <w:r>
         <w:rPr>
           <w:b/>
         </w:rPr>
-        <w:t>按键正面/背面可取用</w:t>
-      </w:r>
-      <w:r>
-        <w:t xml:space="preserve"> + </w:t>
-      </w:r>
+        <w:t>ADC 分压（VBAT_SENSE）</w:t>
+      </w:r>
+      <w:r>
+        <w:t>远离 SPI、USB、充电电路等高频/大电流区域。</w:t>
+      </w:r>
+    </w:p>
+    <w:p>
+      <w:pPr>
+        <w:pStyle w:val="ListNumber"/>
+      </w:pPr>
       <w:r>
         <w:rPr>
           <w:b/>
         </w:rPr>
-        <w:t>天线净空更宽松</w:t>
-      </w:r>
-      <w:r>
-        <w:t>。代价是整机长度从 59.2mm 增加到约 66–67mm。</w:t>
+        <w:t>充电电路</w:t>
+      </w:r>
+      <w:r>
+        <w:t>（TP4056）走线足够宽；D3/D4 靠近电源入口。</w:t>
       </w:r>
     </w:p>
     <w:p>
+      <w:pPr>
+        <w:pStyle w:val="ListNumber"/>
+      </w:pPr>
+      <w:r>
+        <w:t>模组下方地平面完整，模组四周多打地过孔（散热与射频回流）。</w:t>
+      </w:r>
+    </w:p>
+    <w:p>
+      <w:pPr>
+        <w:pStyle w:val="ListNumber"/>
+      </w:pPr>
       <w:r>
         <w:rPr>
           <w:b/>
         </w:rPr>
-        <w:t>给结构方的要求</w:t>
+        <w:t>电芯区（屏与板之间，见 §5.5）</w:t>
+      </w:r>
+      <w:r>
+        <w:t>：PCB 上该区域对应的走线/过孔允许（电芯不在 PCB 表面），但</w:t>
+      </w:r>
+      <w:r>
+        <w:rPr>
+          <w:b/>
+        </w:rPr>
+        <w:t>丝印须标出电芯外形与极性</w:t>
+      </w:r>
+      <w:r>
+        <w:t>；电芯投影不得进入天线净空区，且与天线区间隔 ≥5mm。</w:t>
+      </w:r>
+    </w:p>
+    <w:p>
+      <w:pPr>
+        <w:pStyle w:val="ListNumber"/>
+      </w:pPr>
+      <w:r>
+        <w:rPr>
+          <w:b/>
+        </w:rPr>
+        <w:t>两个侧按键（SW1/SW2）</w:t>
+      </w:r>
+      <w:r>
+        <w:t>位于尾部区板边，丝印标注功能（SW1 复位 / SW2 短按刷新·长按重置）；</w:t>
+      </w:r>
+      <w:r>
+        <w:rPr>
+          <w:b/>
+        </w:rPr>
+        <w:t>板面不设安装孔</w:t>
+      </w:r>
+      <w:r>
+        <w:t>。</w:t>
+      </w:r>
+    </w:p>
+    <w:p>
+      <w:pPr>
+        <w:pStyle w:val="Heading2"/>
+      </w:pPr>
+      <w:r>
+        <w:t>七、Flash 与分区要求（需求方固件侧负责，设计方仅需按此选型/留分区）</w:t>
       </w:r>
     </w:p>
     <w:p>
@@ -5172,34 +5477,22 @@
         <w:pStyle w:val="ListBullet"/>
       </w:pPr>
       <w:r>
-        <w:t xml:space="preserve">电芯四周留 </w:t>
-      </w:r>
-      <w:r>
         <w:rPr>
           <w:b/>
         </w:rPr>
-        <w:t>0.5mm</w:t>
-      </w:r>
-      <w:r>
-        <w:t xml:space="preserve">、厚度方向留 </w:t>
+        <w:t>Flash 容量 4MB 即可</w:t>
+      </w:r>
+      <w:r>
+        <w:t xml:space="preserve">（实测固件 1.29MB）；选型后缀 </w:t>
       </w:r>
       <w:r>
         <w:rPr>
           <w:b/>
         </w:rPr>
-        <w:t>1mm</w:t>
-      </w:r>
-      <w:r>
-        <w:t xml:space="preserve"> 膨胀空间；电芯与屏之间加 </w:t>
-      </w:r>
-      <w:r>
-        <w:rPr>
-          <w:b/>
-        </w:rPr>
-        <w:t>0.2–0.3mm</w:t>
-      </w:r>
-      <w:r>
-        <w:t xml:space="preserve"> 缓冲垫（防压屏）</w:t>
+        <w:t>-N4</w:t>
+      </w:r>
+      <w:r>
+        <w:t>；如需 OTA 余量可选 -N8，但非必须</w:t>
       </w:r>
     </w:p>
     <w:p>
@@ -5207,7 +5500,7 @@
         <w:pStyle w:val="ListBullet"/>
       </w:pPr>
       <w:r>
-        <w:t>电芯引出的极耳/镍带走向需与 PCB 背面焊接焊盘对齐（见 §5.4）；不允许极耳跨过 FPC 弯折区</w:t>
+        <w:t>分区表必须包含：</w:t>
       </w:r>
     </w:p>
     <w:p>
@@ -5215,49 +5508,101 @@
         <w:pStyle w:val="ListBullet"/>
       </w:pPr>
       <w:r>
-        <w:t>装屏时</w:t>
-      </w:r>
+        <w:rPr>
+          <w:rFonts w:ascii="Consolas" w:hAnsi="Consolas"/>
+          <w:sz w:val="19"/>
+        </w:rPr>
+        <w:t>nvs</w:t>
+      </w:r>
+      <w:r>
+        <w:t xml:space="preserve"> ≥ 20KB（设备配置、渲染指令、槽位参数）</w:t>
+      </w:r>
+    </w:p>
+    <w:p>
+      <w:pPr>
+        <w:pStyle w:val="ListBullet"/>
+      </w:pPr>
       <w:r>
         <w:rPr>
           <w:b/>
         </w:rPr>
-        <w:t>不得压到模组天线投影区</w:t>
-      </w:r>
-      <w:r>
-        <w:t>；背壳内侧标注型号/序列号位置避免金属油墨</w:t>
+        <w:t>`fat`（FFat）分区 ≥ 64KB</w:t>
+      </w:r>
+      <w:r>
+        <w:t xml:space="preserve"> —— 固件用 FFat 存放位图帧文件（约 8KB）。</w:t>
+      </w:r>
+      <w:r>
+        <w:rPr>
+          <w:b/>
+        </w:rPr>
+        <w:t>若分区表中只有 spiffs 分区，FFat 将挂载失败</w:t>
+      </w:r>
+      <w:r>
+        <w:t xml:space="preserve">，请务必保留一个 </w:t>
+      </w:r>
+      <w:r>
+        <w:rPr>
+          <w:rFonts w:ascii="Consolas" w:hAnsi="Consolas"/>
+          <w:sz w:val="19"/>
+        </w:rPr>
+        <w:t>data, fat</w:t>
+      </w:r>
+      <w:r>
+        <w:t xml:space="preserve"> 分区</w:t>
       </w:r>
     </w:p>
     <w:p>
       <w:pPr>
-        <w:pStyle w:val="Heading3"/>
+        <w:pStyle w:val="ListBullet"/>
       </w:pPr>
       <w:r>
-        <w:t>5.6 外壳沿用（不换外壳）与装配核对 —— 本版第一约束</w:t>
+        <w:rPr>
+          <w:rFonts w:ascii="Consolas" w:hAnsi="Consolas"/>
+          <w:sz w:val="19"/>
+        </w:rPr>
+        <w:t>app</w:t>
+      </w:r>
+      <w:r>
+        <w:t xml:space="preserve"> ≥ 2MB</w:t>
       </w:r>
     </w:p>
     <w:p>
+      <w:pPr>
+        <w:pStyle w:val="ListBullet"/>
+      </w:pPr>
       <w:r>
         <w:rPr>
           <w:b/>
         </w:rPr>
-        <w:t>前提：本版沿用现有外壳，不修改外壳。</w:t>
-      </w:r>
-      <w:r>
-        <w:t xml:space="preserve"> 因此设计顺序必须反过来——</w:t>
+        <w:t>注意</w:t>
+      </w:r>
+      <w:r>
+        <w:t>：Arduino 默认的 4MB 分区方案（app 槽仅 1.2MB）</w:t>
       </w:r>
       <w:r>
         <w:rPr>
           <w:b/>
         </w:rPr>
-        <w:t>先取外壳的现有开孔位置与内腔尺寸，再确定板子与元件坐标</w:t>
-      </w:r>
-      <w:r>
-        <w:t>。</w:t>
+        <w:t>装不下本固件</w:t>
+      </w:r>
+      <w:r>
+        <w:t>，请使用自定义分区表</w:t>
       </w:r>
     </w:p>
     <w:p>
-      <w:r>
-        <w:t>请设计方完成以下核对，并把结果与图纸一并提交：</w:t>
+      <w:pPr>
+        <w:pStyle w:val="Heading2"/>
+      </w:pPr>
+      <w:r>
+        <w:t>八、交付物与验收标准（增补 V1 §3.3 / §七）</w:t>
+      </w:r>
+    </w:p>
+    <w:p>
+      <w:r>
+        <w:rPr>
+          <w:b/>
+        </w:rPr>
+        <w:t>交付物（在 V1 基础上补充）</w:t>
       </w:r>
     </w:p>
     <w:p>
@@ -5265,22 +5610,7 @@
         <w:pStyle w:val="ListNumber"/>
       </w:pPr>
       <w:r>
-        <w:rPr>
-          <w:b/>
-        </w:rPr>
-        <w:t>内腔深度</w:t>
-      </w:r>
-      <w:r>
-        <w:t xml:space="preserve">：能否容纳新堆叠（屏 1.05 + 电芯 ≤4 + 缓冲 0.3 + PCB 0.8 + 元件最高 2.4 ≈ 9.0mm，含装配余量按 </w:t>
-      </w:r>
-      <w:r>
-        <w:rPr>
-          <w:b/>
-        </w:rPr>
-        <w:t>≤10mm</w:t>
-      </w:r>
-      <w:r>
-        <w:t xml:space="preserve"> 控制）；</w:t>
+        <w:t>KiCad 7 原理图（已完成全量连线、ERC 通过）+ PDF</w:t>
       </w:r>
     </w:p>
     <w:p>
@@ -5288,13 +5618,7 @@
         <w:pStyle w:val="ListNumber"/>
       </w:pPr>
       <w:r>
-        <w:rPr>
-          <w:b/>
-        </w:rPr>
-        <w:t>屏窗基准</w:t>
-      </w:r>
-      <w:r>
-        <w:t>：屏（59.2×29.2）在壳内的定位基准 → 据此确定板的"屏区"位置；</w:t>
+        <w:t>PCB 源文件 + Gerber（RS-274X）+ 钻孔（Excellon）+ BOM（Excel）+ 贴片坐标</w:t>
       </w:r>
     </w:p>
     <w:p>
@@ -5305,28 +5629,10 @@
         <w:rPr>
           <w:b/>
         </w:rPr>
-        <w:t>USB-C 开孔对齐</w:t>
-      </w:r>
-      <w:r>
-        <w:t>：现有外壳的 USB 开孔必须落在</w:t>
-      </w:r>
-      <w:r>
-        <w:rPr>
-          <w:b/>
-        </w:rPr>
-        <w:t>尾部区（8mm）</w:t>
-      </w:r>
-      <w:r>
-        <w:t>范围内；若与尾部区不重合，</w:t>
-      </w:r>
-      <w:r>
-        <w:rPr>
-          <w:b/>
-        </w:rPr>
-        <w:t>请先反馈，不得自行修改外壳</w:t>
-      </w:r>
-      <w:r>
-        <w:t>；</w:t>
+        <w:t>位号图/装配图</w:t>
+      </w:r>
+      <w:r>
+        <w:t>（标注 SW1/SW2 位置与功能）</w:t>
       </w:r>
     </w:p>
     <w:p>
@@ -5334,22 +5640,34 @@
         <w:pStyle w:val="ListNumber"/>
       </w:pPr>
       <w:r>
+        <w:t>BOM 中 U1 必须写</w:t>
+      </w:r>
+      <w:r>
         <w:rPr>
           <w:b/>
         </w:rPr>
-        <w:t>按键开孔/按压位对齐</w:t>
-      </w:r>
-      <w:r>
-        <w:t>：两个侧按键的中心必须对上外壳现有的按键开孔（或薄壁按压区）；</w:t>
-      </w:r>
+        <w:t>完整型号</w:t>
+      </w:r>
+      <w:r>
+        <w:t>（</w:t>
+      </w:r>
+      <w:r>
+        <w:rPr>
+          <w:rFonts w:ascii="Consolas" w:hAnsi="Consolas"/>
+          <w:sz w:val="19"/>
+        </w:rPr>
+        <w:t>ESP32-C6-MINI-1-N4</w:t>
+      </w:r>
+      <w:r>
+        <w:t>）</w:t>
+      </w:r>
+    </w:p>
+    <w:p>
       <w:r>
         <w:rPr>
           <w:b/>
         </w:rPr>
-        <w:t>若现有外壳没有侧向开孔，请立即反馈</w:t>
-      </w:r>
-      <w:r>
-        <w:t>——这是本版唯一可能需要动外壳的地方；</w:t>
+        <w:t>验收标准（新增/修改）</w:t>
       </w:r>
     </w:p>
     <w:p>
@@ -5357,13 +5675,7 @@
         <w:pStyle w:val="ListNumber"/>
       </w:pPr>
       <w:r>
-        <w:rPr>
-          <w:b/>
-        </w:rPr>
-        <w:t>装配方式</w:t>
-      </w:r>
-      <w:r>
-        <w:t>：屏的固定方式（双面胶/卡扣）、板在壳内的支撑与限位、电芯与屏之间的缓冲垫（0.2–0.3mm）；</w:t>
+        <w:t>✅ 原理图 ERC 通过、PCB DRC 通过，所有网络连通</w:t>
       </w:r>
     </w:p>
     <w:p>
@@ -5371,13 +5683,156 @@
         <w:pStyle w:val="ListNumber"/>
       </w:pPr>
       <w:r>
+        <w:t xml:space="preserve">✅ </w:t>
+      </w:r>
+      <w:r>
         <w:rPr>
           <w:b/>
         </w:rPr>
-        <w:t>交付 3D 装配干涉检查</w:t>
-      </w:r>
-      <w:r>
-        <w:t>（板 + 屏 + 电芯 + 外壳）截图或报告。</w:t>
+        <w:t>天线区域净空检查通过</w:t>
+      </w:r>
+      <w:r>
+        <w:t>（天线区及正下方无铜、无走线）</w:t>
+      </w:r>
+    </w:p>
+    <w:p>
+      <w:pPr>
+        <w:pStyle w:val="ListNumber"/>
+      </w:pPr>
+      <w:r>
+        <w:t xml:space="preserve">✅ </w:t>
+      </w:r>
+      <w:r>
+        <w:rPr>
+          <w:b/>
+        </w:rPr>
+        <w:t>USB-C 直连电脑即可烧录，全程不需要按任何按键</w:t>
+      </w:r>
+    </w:p>
+    <w:p>
+      <w:pPr>
+        <w:pStyle w:val="ListNumber"/>
+      </w:pPr>
+      <w:r>
+        <w:t xml:space="preserve">✅ </w:t>
+      </w:r>
+      <w:r>
+        <w:rPr>
+          <w:b/>
+        </w:rPr>
+        <w:t>电池分压输出实测</w:t>
+      </w:r>
+      <w:r>
+        <w:t>：满电时采样点电压 ≈ VBAT/2（约 2.1V），不得出现饱和</w:t>
+      </w:r>
+    </w:p>
+    <w:p>
+      <w:pPr>
+        <w:pStyle w:val="ListNumber"/>
+      </w:pPr>
+      <w:r>
+        <w:t>✅ 两个侧按键按压力/手感正常（160–250gf），短按与长按均能被固件识别（电气验证由需求方固件侧完成）</w:t>
+      </w:r>
+    </w:p>
+    <w:p>
+      <w:pPr>
+        <w:pStyle w:val="ListNumber"/>
+      </w:pPr>
+      <w:r>
+        <w:t>✅ 无电池时插 USB-C 系统可正常运行</w:t>
+      </w:r>
+    </w:p>
+    <w:p>
+      <w:pPr>
+        <w:pStyle w:val="ListNumber"/>
+      </w:pPr>
+      <w:r>
+        <w:t>✅ 分区表含 fat 分区（见 §7）</w:t>
+      </w:r>
+    </w:p>
+    <w:p>
+      <w:pPr>
+        <w:pStyle w:val="ListNumber"/>
+      </w:pPr>
+      <w:r>
+        <w:t xml:space="preserve">✅ </w:t>
+      </w:r>
+      <w:r>
+        <w:rPr>
+          <w:b/>
+        </w:rPr>
+        <w:t>插 USB 时 VBUS_DET（IO18）读到高电平</w:t>
+      </w:r>
+      <w:r>
+        <w:t>，拔掉后为低电平</w:t>
+      </w:r>
+    </w:p>
+    <w:p>
+      <w:pPr>
+        <w:pStyle w:val="ListNumber"/>
+      </w:pPr>
+      <w:r>
+        <w:t xml:space="preserve">✅ </w:t>
+      </w:r>
+      <w:r>
+        <w:rPr>
+          <w:b/>
+        </w:rPr>
+        <w:t>充电电流按所选电芯的 0.5C 实测</w:t>
+      </w:r>
+      <w:r>
+        <w:t>（R3 按 §5.4 调整），充电中红灯亮、充满绿灯亮</w:t>
+      </w:r>
+    </w:p>
+    <w:p>
+      <w:pPr>
+        <w:pStyle w:val="ListNumber"/>
+      </w:pPr>
+      <w:r>
+        <w:t>✅ 电池焊盘极性丝印正确、电芯可完整放入"屏与板之间"的位置且不压天线净空区</w:t>
+      </w:r>
+    </w:p>
+    <w:p>
+      <w:pPr>
+        <w:pStyle w:val="ListNumber"/>
+      </w:pPr>
+      <w:r>
+        <w:t xml:space="preserve">✅ </w:t>
+      </w:r>
+      <w:r>
+        <w:rPr>
+          <w:b/>
+        </w:rPr>
+        <w:t>两个侧按键按压力 160–250gf 手感正常</w:t>
+      </w:r>
+      <w:r>
+        <w:t>，按钮端突出板边 0.3–1.0mm</w:t>
+      </w:r>
+    </w:p>
+    <w:p>
+      <w:pPr>
+        <w:pStyle w:val="ListNumber"/>
+      </w:pPr>
+      <w:r>
+        <w:t xml:space="preserve">✅ </w:t>
+      </w:r>
+      <w:r>
+        <w:rPr>
+          <w:b/>
+        </w:rPr>
+        <w:t>板面无安装孔</w:t>
+      </w:r>
+      <w:r>
+        <w:t xml:space="preserve">；整机总厚按 §5.5 区域法计算 </w:t>
+      </w:r>
+      <w:r>
+        <w:rPr>
+          <w:b/>
+        </w:rPr>
+        <w:t>≤9.6mm</w:t>
+      </w:r>
+      <w:r>
+        <w:t>（0.6mm 板 + 4mm 电芯）</w:t>
       </w:r>
     </w:p>
     <w:p>
@@ -5385,7 +5840,7 @@
         <w:pStyle w:val="Heading2"/>
       </w:pPr>
       <w:r>
-        <w:t>六、布局与射频要求（更新 V1 §3.2）</w:t>
+        <w:t>九、改板步骤（建议顺序，供设计方参考）</w:t>
       </w:r>
     </w:p>
     <w:p>
@@ -5393,40 +5848,26 @@
         <w:pStyle w:val="ListNumber"/>
       </w:pPr>
       <w:r>
+        <w:t>在 V1 工程中</w:t>
+      </w:r>
+      <w:r>
         <w:rPr>
           <w:b/>
         </w:rPr>
-        <w:t>PCB 天线净空（重点）</w:t>
-      </w:r>
-      <w:r>
-        <w:t>：模组天线端应</w:t>
+        <w:t>替换 U1</w:t>
+      </w:r>
+      <w:r>
+        <w:t xml:space="preserve"> 库符号/封装为 </w:t>
       </w:r>
       <w:r>
         <w:rPr>
-          <w:b/>
+          <w:rFonts w:ascii="Consolas" w:hAnsi="Consolas"/>
+          <w:sz w:val="19"/>
         </w:rPr>
-        <w:t>伸出板边</w:t>
-      </w:r>
-      <w:r>
-        <w:t>；</w:t>
-      </w:r>
-      <w:r>
-        <w:rPr>
-          <w:b/>
-        </w:rPr>
-        <w:t>天线区域及其正下方所有层不得铺铜、不得走线</w:t>
-      </w:r>
-      <w:r>
-        <w:t xml:space="preserve">；天线前方约 </w:t>
-      </w:r>
-      <w:r>
-        <w:rPr>
-          <w:b/>
-        </w:rPr>
-        <w:t>15mm</w:t>
-      </w:r>
-      <w:r>
-        <w:t xml:space="preserve"> 范围内不放置金属件/电池/大块铜箔；模组尽量远离电池与金属外壳。</w:t>
+        <w:t>ESP32-C6-MINI-1</w:t>
+      </w:r>
+      <w:r>
+        <w:t>（含 keepout 区），按 §5.1 重排全部网络</w:t>
       </w:r>
     </w:p>
     <w:p>
@@ -5437,10 +5878,10 @@
         <w:rPr>
           <w:b/>
         </w:rPr>
-        <w:t>USB 差分线 D+/D-</w:t>
-      </w:r>
-      <w:r>
-        <w:t>：尽量短、等长、避免跨分割，串阻/ESD 器件靠近 USB-C。</w:t>
+        <w:t>删除</w:t>
+      </w:r>
+      <w:r>
+        <w:t xml:space="preserve"> CH340N 及其外围、R2、R8/R9、J4、IO2 拨动开关（§3.1）</w:t>
       </w:r>
     </w:p>
     <w:p>
@@ -5451,10 +5892,10 @@
         <w:rPr>
           <w:b/>
         </w:rPr>
-        <w:t>SPI（模组→墨水屏）走线尽量短</w:t>
-      </w:r>
-      <w:r>
-        <w:t>；EPD 的去耦电容靠近 FPC 座。</w:t>
+        <w:t>USB 网络改向</w:t>
+      </w:r>
+      <w:r>
+        <w:t>：USB-C D+/D- 直接接模组 IO12/IO13（§5.1）</w:t>
       </w:r>
     </w:p>
     <w:p>
@@ -5465,10 +5906,10 @@
         <w:rPr>
           <w:b/>
         </w:rPr>
-        <w:t>ADC 分压（VBAT_SENSE）</w:t>
-      </w:r>
-      <w:r>
-        <w:t>远离 SPI、USB、充电电路等高频/大电流区域。</w:t>
+        <w:t>补/改电池分压</w:t>
+      </w:r>
+      <w:r>
+        <w:t>：R12/R13/C21 接到 IO2（§5.2）</w:t>
       </w:r>
     </w:p>
     <w:p>
@@ -5479,10 +5920,10 @@
         <w:rPr>
           <w:b/>
         </w:rPr>
-        <w:t>充电电路</w:t>
-      </w:r>
-      <w:r>
-        <w:t>（TP4056）走线足够宽；D3/D4 靠近电源入口。</w:t>
+        <w:t>按键重接</w:t>
+      </w:r>
+      <w:r>
+        <w:t>：SW1（侧按键）→ EN、SW2（侧按键）→ IO3 + 10k 上拉（§4）</w:t>
       </w:r>
     </w:p>
     <w:p>
@@ -5490,7 +5931,13 @@
         <w:pStyle w:val="ListNumber"/>
       </w:pPr>
       <w:r>
-        <w:t>模组下方地平面完整，模组四周多打地过孔（散热与射频回流）。</w:t>
+        <w:rPr>
+          <w:b/>
+        </w:rPr>
+        <w:t>删除 J3</w:t>
+      </w:r>
+      <w:r>
+        <w:t>，背面新增 BAT+/BAT- 焊盘，按 §5.4 布置电芯区（避开天线净空）</w:t>
       </w:r>
     </w:p>
     <w:p>
@@ -5501,19 +5948,19 @@
         <w:rPr>
           <w:b/>
         </w:rPr>
-        <w:t>电芯区（屏与板之间，见 §5.5）</w:t>
-      </w:r>
-      <w:r>
-        <w:t>：PCB 上该区域对应的走线/过孔允许（电芯不在 PCB 表面），但</w:t>
+        <w:t>新增 VBUS 检测</w:t>
+      </w:r>
+      <w:r>
+        <w:t>（VBUS→100k→IO18→100k→GND + 100nF，§5.3），并</w:t>
       </w:r>
       <w:r>
         <w:rPr>
           <w:b/>
         </w:rPr>
-        <w:t>丝印须标出电芯外形与极性</w:t>
-      </w:r>
-      <w:r>
-        <w:t>；电芯投影不得进入天线净空区，且与天线区间隔 ≥5mm。</w:t>
+        <w:t>按最终电芯容量调整 R3</w:t>
+      </w:r>
+      <w:r>
+        <w:t>（§5.4）</w:t>
       </w:r>
     </w:p>
     <w:p>
@@ -5521,13 +5968,33 @@
         <w:pStyle w:val="ListNumber"/>
       </w:pPr>
       <w:r>
+        <w:t>按 §5.5/§5.6 核对板尺寸、</w:t>
+      </w:r>
+      <w:r>
         <w:rPr>
           <w:b/>
         </w:rPr>
-        <w:t>SW2 功能键</w:t>
-      </w:r>
-      <w:r>
-        <w:t>位于正面屏幕侧边，需在丝印上标注按键功能（短按刷新 / 长按重置）与复位测试盘位置。</w:t>
+        <w:t>板厚 0.6mm</w:t>
+      </w:r>
+      <w:r>
+        <w:t>、</w:t>
+      </w:r>
+      <w:r>
+        <w:rPr>
+          <w:b/>
+        </w:rPr>
+        <w:t>无安装孔</w:t>
+      </w:r>
+      <w:r>
+        <w:t>三项，再按 §6 完成布局与净空，跑 ERC/DRC，导出制造文件</w:t>
+      </w:r>
+    </w:p>
+    <w:p>
+      <w:pPr>
+        <w:pStyle w:val="ListNumber"/>
+      </w:pPr>
+      <w:r>
+        <w:t>样机回来后按下述顺序验证：USB 直连烧录（免按键）→ 电池分压电压（≈VBAT/2）→ VBUS 检测电平 → 充电电流与 LED → 按键短按刷新/长按重置</w:t>
       </w:r>
     </w:p>
     <w:p>
@@ -5535,7 +6002,254 @@
         <w:pStyle w:val="Heading2"/>
       </w:pPr>
       <w:r>
-        <w:t>七、Flash 与分区要求（需求方固件侧负责，设计方仅需按此选型/留分区）</w:t>
+        <w:t>十、待确认事项（请贵方答复或标注）</w:t>
+      </w:r>
+    </w:p>
+    <w:p>
+      <w:r>
+        <w:rPr>
+          <w:b/>
+        </w:rPr>
+        <w:t>已确认（需求方答复，设计方照此执行）</w:t>
+      </w:r>
+    </w:p>
+    <w:p>
+      <w:pPr>
+        <w:pStyle w:val="ListNumber"/>
+      </w:pPr>
+      <w:r>
+        <w:t xml:space="preserve">✅ </w:t>
+      </w:r>
+      <w:r>
+        <w:rPr>
+          <w:b/>
+        </w:rPr>
+        <w:t>D1/D2 充电指示 LED 保留</w:t>
+      </w:r>
+      <w:r>
+        <w:t>，行为与现在一致（充电中红、充满绿）</w:t>
+      </w:r>
+    </w:p>
+    <w:p>
+      <w:pPr>
+        <w:pStyle w:val="ListNumber"/>
+      </w:pPr>
+      <w:r>
+        <w:t xml:space="preserve">✅ </w:t>
+      </w:r>
+      <w:r>
+        <w:rPr>
+          <w:b/>
+        </w:rPr>
+        <w:t>增加 USB VBUS 检测</w:t>
+      </w:r>
+      <w:r>
+        <w:t>（§5.3），与本版电量显示配合实现"供电来源 + 电池电量"</w:t>
+      </w:r>
+    </w:p>
+    <w:p>
+      <w:pPr>
+        <w:pStyle w:val="ListNumber"/>
+      </w:pPr>
+      <w:r>
+        <w:t xml:space="preserve">✅ </w:t>
+      </w:r>
+      <w:r>
+        <w:rPr>
+          <w:b/>
+        </w:rPr>
+        <w:t>取消 PH2.0 插座</w:t>
+      </w:r>
+      <w:r>
+        <w:t>，电芯极耳直接焊在 PCB 上；</w:t>
+      </w:r>
+      <w:r>
+        <w:rPr>
+          <w:b/>
+        </w:rPr>
+        <w:t>电芯位置改为夹在屏与 PCB 之间</w:t>
+      </w:r>
+      <w:r>
+        <w:t>（§5.5）</w:t>
+      </w:r>
+    </w:p>
+    <w:p>
+      <w:pPr>
+        <w:pStyle w:val="ListNumber"/>
+      </w:pPr>
+      <w:r>
+        <w:t xml:space="preserve">✅ </w:t>
+      </w:r>
+      <w:r>
+        <w:rPr>
+          <w:b/>
+        </w:rPr>
+        <w:t>SW1、SW2 两个按键都做实体键</w:t>
+      </w:r>
+      <w:r>
+        <w:t>（§4）</w:t>
+      </w:r>
+    </w:p>
+    <w:p>
+      <w:pPr>
+        <w:pStyle w:val="ListNumber"/>
+      </w:pPr>
+      <w:r>
+        <w:t xml:space="preserve">✅ </w:t>
+      </w:r>
+      <w:r>
+        <w:rPr>
+          <w:b/>
+        </w:rPr>
+        <w:t>整机堆叠：屏朝外 → 电芯 → PCB（元件面朝背面）</w:t>
+      </w:r>
+      <w:r>
+        <w:t>（§5.5）</w:t>
+      </w:r>
+    </w:p>
+    <w:p>
+      <w:pPr>
+        <w:pStyle w:val="ListNumber"/>
+      </w:pPr>
+      <w:r>
+        <w:t>✅ 电芯走"</w:t>
+      </w:r>
+      <w:r>
+        <w:rPr>
+          <w:b/>
+        </w:rPr>
+        <w:t>减薄 + 面积做满</w:t>
+      </w:r>
+      <w:r>
+        <w:t>"路线，</w:t>
+      </w:r>
+      <w:r>
+        <w:rPr>
+          <w:b/>
+        </w:rPr>
+        <w:t>厚度 ≤4mm</w:t>
+      </w:r>
+      <w:r>
+        <w:t>（§5.4）</w:t>
+      </w:r>
+    </w:p>
+    <w:p>
+      <w:pPr>
+        <w:pStyle w:val="ListNumber"/>
+      </w:pPr>
+      <w:r>
+        <w:t xml:space="preserve">✅ </w:t>
+      </w:r>
+      <w:r>
+        <w:rPr>
+          <w:b/>
+        </w:rPr>
+        <w:t>接受"屏外尾部区"</w:t>
+      </w:r>
+      <w:r>
+        <w:t xml:space="preserve">：板尺寸定为 </w:t>
+      </w:r>
+      <w:r>
+        <w:rPr>
+          <w:b/>
+        </w:rPr>
+        <w:t>67×28mm</w:t>
+      </w:r>
+      <w:r>
+        <w:t>（屏区 59.2 + 尾部 8），USB-C 放尾部区</w:t>
+      </w:r>
+    </w:p>
+    <w:p>
+      <w:pPr>
+        <w:pStyle w:val="ListNumber"/>
+      </w:pPr>
+      <w:r>
+        <w:t xml:space="preserve">✅ </w:t>
+      </w:r>
+      <w:r>
+        <w:rPr>
+          <w:b/>
+        </w:rPr>
+        <w:t>电芯厚度 ≤4mm</w:t>
+      </w:r>
+      <w:r>
+        <w:t>（容量 450–620mAh，见 §5.4）</w:t>
+      </w:r>
+    </w:p>
+    <w:p>
+      <w:pPr>
+        <w:pStyle w:val="ListNumber"/>
+      </w:pPr>
+      <w:r>
+        <w:t xml:space="preserve">✅ </w:t>
+      </w:r>
+      <w:r>
+        <w:rPr>
+          <w:b/>
+        </w:rPr>
+        <w:t>两个按键改为侧按式</w:t>
+      </w:r>
+      <w:r>
+        <w:t>（从卡片侧边按，型号见 §4）</w:t>
+      </w:r>
+    </w:p>
+    <w:p>
+      <w:pPr>
+        <w:pStyle w:val="ListNumber"/>
+      </w:pPr>
+      <w:r>
+        <w:t xml:space="preserve">✅ </w:t>
+      </w:r>
+      <w:r>
+        <w:rPr>
+          <w:b/>
+        </w:rPr>
+        <w:t>外壳条件不纳入本版约束</w:t>
+      </w:r>
+      <w:r>
+        <w:t>：设计方无须等待外壳资料、无须做外壳干涉核对</w:t>
+      </w:r>
+    </w:p>
+    <w:p>
+      <w:pPr>
+        <w:pStyle w:val="ListNumber"/>
+      </w:pPr>
+      <w:r>
+        <w:t xml:space="preserve">✅ </w:t>
+      </w:r>
+      <w:r>
+        <w:rPr>
+          <w:b/>
+        </w:rPr>
+        <w:t>HT7333 保留不换</w:t>
+      </w:r>
+      <w:r>
+        <w:t>，3.3V 侧加强储能电容（见 §3.3）</w:t>
+      </w:r>
+    </w:p>
+    <w:p>
+      <w:pPr>
+        <w:pStyle w:val="ListNumber"/>
+      </w:pPr>
+      <w:r>
+        <w:t xml:space="preserve">✅ </w:t>
+      </w:r>
+      <w:r>
+        <w:rPr>
+          <w:b/>
+        </w:rPr>
+        <w:t>板厚 0.6mm、板面不设安装孔</w:t>
+      </w:r>
+      <w:r>
+        <w:t>（双面胶/泡棉胶固定）</w:t>
+      </w:r>
+    </w:p>
+    <w:p>
+      <w:r>
+        <w:rPr>
+          <w:b/>
+        </w:rPr>
+        <w:t>需设计方反馈（不影响开工，出图后一并答复）</w:t>
       </w:r>
     </w:p>
     <w:p>
@@ -5543,22 +6257,16 @@
         <w:pStyle w:val="ListBullet"/>
       </w:pPr>
       <w:r>
+        <w:t>所选侧按键的</w:t>
+      </w:r>
+      <w:r>
         <w:rPr>
           <w:b/>
         </w:rPr>
-        <w:t>Flash 容量 4MB 即可</w:t>
-      </w:r>
-      <w:r>
-        <w:t xml:space="preserve">（实测固件 1.29MB）；选型后缀 </w:t>
-      </w:r>
-      <w:r>
-        <w:rPr>
-          <w:b/>
-        </w:rPr>
-        <w:t>-N4</w:t>
-      </w:r>
-      <w:r>
-        <w:t>；如需 OTA 余量可选 -N8，但非必须</w:t>
+        <w:t>具体型号与尺寸</w:t>
+      </w:r>
+      <w:r>
+        <w:t>（需求方据此确认手感与采购）</w:t>
       </w:r>
     </w:p>
     <w:p>
@@ -5566,7 +6274,25 @@
         <w:pStyle w:val="ListBullet"/>
       </w:pPr>
       <w:r>
-        <w:t>分区表必须包含：</w:t>
+        <w:t>电芯容量最终档：</w:t>
+      </w:r>
+      <w:r>
+        <w:rPr>
+          <w:b/>
+        </w:rPr>
+        <w:t>现货 402550（4×25×50，450mAh）</w:t>
+      </w:r>
+      <w:r>
+        <w:t xml:space="preserve"> 还是 </w:t>
+      </w:r>
+      <w:r>
+        <w:rPr>
+          <w:b/>
+        </w:rPr>
+        <w:t>定制 4×27×52（≈560–620mAh）</w:t>
+      </w:r>
+      <w:r>
+        <w:t>——请给交期与单价</w:t>
       </w:r>
     </w:p>
     <w:p>
@@ -5574,737 +6300,16 @@
         <w:pStyle w:val="ListBullet"/>
       </w:pPr>
       <w:r>
-        <w:rPr>
-          <w:rFonts w:ascii="Consolas" w:hAnsi="Consolas"/>
-          <w:sz w:val="19"/>
-        </w:rPr>
-        <w:t>nvs</w:t>
-      </w:r>
-      <w:r>
-        <w:t xml:space="preserve"> ≥ 20KB（设备配置、渲染指令、槽位参数）</w:t>
-      </w:r>
-    </w:p>
-    <w:p>
-      <w:pPr>
-        <w:pStyle w:val="ListBullet"/>
-      </w:pPr>
+        <w:t>若 0.6mm 板影响 USB-C 座焊接强度，请提出</w:t>
+      </w:r>
       <w:r>
         <w:rPr>
           <w:b/>
         </w:rPr>
-        <w:t>`fat`（FFat）分区 ≥ 64KB</w:t>
-      </w:r>
-      <w:r>
-        <w:t xml:space="preserve"> —— 固件用 FFat 存放位图帧文件（约 8KB）。</w:t>
-      </w:r>
-      <w:r>
-        <w:rPr>
-          <w:b/>
-        </w:rPr>
-        <w:t>若分区表中只有 spiffs 分区，FFat 将挂载失败</w:t>
-      </w:r>
-      <w:r>
-        <w:t xml:space="preserve">，请务必保留一个 </w:t>
-      </w:r>
-      <w:r>
-        <w:rPr>
-          <w:rFonts w:ascii="Consolas" w:hAnsi="Consolas"/>
-          <w:sz w:val="19"/>
-        </w:rPr>
-        <w:t>data, fat</w:t>
-      </w:r>
-      <w:r>
-        <w:t xml:space="preserve"> 分区</w:t>
-      </w:r>
-    </w:p>
-    <w:p>
-      <w:pPr>
-        <w:pStyle w:val="ListBullet"/>
-      </w:pPr>
-      <w:r>
-        <w:rPr>
-          <w:rFonts w:ascii="Consolas" w:hAnsi="Consolas"/>
-          <w:sz w:val="19"/>
-        </w:rPr>
-        <w:t>app</w:t>
-      </w:r>
-      <w:r>
-        <w:t xml:space="preserve"> ≥ 2MB</w:t>
-      </w:r>
-    </w:p>
-    <w:p>
-      <w:pPr>
-        <w:pStyle w:val="ListBullet"/>
-      </w:pPr>
-      <w:r>
-        <w:rPr>
-          <w:b/>
-        </w:rPr>
-        <w:t>注意</w:t>
-      </w:r>
-      <w:r>
-        <w:t>：Arduino 默认的 4MB 分区方案（app 槽仅 1.2MB）</w:t>
-      </w:r>
-      <w:r>
-        <w:rPr>
-          <w:b/>
-        </w:rPr>
-        <w:t>装不下本固件</w:t>
-      </w:r>
-      <w:r>
-        <w:t>，请使用自定义分区表</w:t>
-      </w:r>
-    </w:p>
-    <w:p>
-      <w:pPr>
-        <w:pStyle w:val="Heading2"/>
-      </w:pPr>
-      <w:r>
-        <w:t>八、交付物与验收标准（增补 V1 §3.3 / §七）</w:t>
-      </w:r>
-    </w:p>
-    <w:p>
-      <w:r>
-        <w:rPr>
-          <w:b/>
-        </w:rPr>
-        <w:t>交付物（在 V1 基础上补充）</w:t>
-      </w:r>
-    </w:p>
-    <w:p>
-      <w:pPr>
-        <w:pStyle w:val="ListNumber"/>
-      </w:pPr>
-      <w:r>
-        <w:t>KiCad 7 原理图（已完成全量连线、ERC 通过）+ PDF</w:t>
-      </w:r>
-    </w:p>
-    <w:p>
-      <w:pPr>
-        <w:pStyle w:val="ListNumber"/>
-      </w:pPr>
-      <w:r>
-        <w:t>PCB 源文件 + Gerber（RS-274X）+ 钻孔（Excellon）+ BOM（Excel）+ 贴片坐标</w:t>
-      </w:r>
-    </w:p>
-    <w:p>
-      <w:pPr>
-        <w:pStyle w:val="ListNumber"/>
-      </w:pPr>
-      <w:r>
-        <w:rPr>
-          <w:b/>
-        </w:rPr>
-        <w:t>位号图/装配图</w:t>
-      </w:r>
-      <w:r>
-        <w:t>（标注 SW1/SW2 位置与功能）</w:t>
-      </w:r>
-    </w:p>
-    <w:p>
-      <w:pPr>
-        <w:pStyle w:val="ListNumber"/>
-      </w:pPr>
-      <w:r>
-        <w:t>BOM 中 U1 必须写</w:t>
-      </w:r>
-      <w:r>
-        <w:rPr>
-          <w:b/>
-        </w:rPr>
-        <w:t>完整型号</w:t>
-      </w:r>
-      <w:r>
-        <w:t>（</w:t>
-      </w:r>
-      <w:r>
-        <w:rPr>
-          <w:rFonts w:ascii="Consolas" w:hAnsi="Consolas"/>
-          <w:sz w:val="19"/>
-        </w:rPr>
-        <w:t>ESP32-C6-MINI-1-N4</w:t>
-      </w:r>
-      <w:r>
-        <w:t>）</w:t>
-      </w:r>
-    </w:p>
-    <w:p>
-      <w:r>
-        <w:rPr>
-          <w:b/>
-        </w:rPr>
-        <w:t>验收标准（新增/修改）</w:t>
-      </w:r>
-    </w:p>
-    <w:p>
-      <w:pPr>
-        <w:pStyle w:val="ListNumber"/>
-      </w:pPr>
-      <w:r>
-        <w:t>✅ 原理图 ERC 通过、PCB DRC 通过，所有网络连通</w:t>
-      </w:r>
-    </w:p>
-    <w:p>
-      <w:pPr>
-        <w:pStyle w:val="ListNumber"/>
-      </w:pPr>
-      <w:r>
-        <w:t xml:space="preserve">✅ </w:t>
-      </w:r>
-      <w:r>
-        <w:rPr>
-          <w:b/>
-        </w:rPr>
-        <w:t>天线区域净空检查通过</w:t>
-      </w:r>
-      <w:r>
-        <w:t>（天线区及正下方无铜、无走线）</w:t>
-      </w:r>
-    </w:p>
-    <w:p>
-      <w:pPr>
-        <w:pStyle w:val="ListNumber"/>
-      </w:pPr>
-      <w:r>
-        <w:t xml:space="preserve">✅ </w:t>
-      </w:r>
-      <w:r>
-        <w:rPr>
-          <w:b/>
-        </w:rPr>
-        <w:t>USB-C 直连电脑即可烧录，全程不需要按任何按键</w:t>
-      </w:r>
-    </w:p>
-    <w:p>
-      <w:pPr>
-        <w:pStyle w:val="ListNumber"/>
-      </w:pPr>
-      <w:r>
-        <w:t xml:space="preserve">✅ </w:t>
-      </w:r>
-      <w:r>
-        <w:rPr>
-          <w:b/>
-        </w:rPr>
-        <w:t>电池分压输出实测</w:t>
-      </w:r>
-      <w:r>
-        <w:t>：满电时采样点电压 ≈ VBAT/2（约 2.1V），不得出现饱和</w:t>
-      </w:r>
-    </w:p>
-    <w:p>
-      <w:pPr>
-        <w:pStyle w:val="ListNumber"/>
-      </w:pPr>
-      <w:r>
-        <w:t>✅ 两个按键装配到位、外壳处可正常触压，短按/长按均能被识别</w:t>
-      </w:r>
-    </w:p>
-    <w:p>
-      <w:pPr>
-        <w:pStyle w:val="ListNumber"/>
-      </w:pPr>
-      <w:r>
-        <w:t>✅ 无电池时插 USB-C 系统可正常运行</w:t>
-      </w:r>
-    </w:p>
-    <w:p>
-      <w:pPr>
-        <w:pStyle w:val="ListNumber"/>
-      </w:pPr>
-      <w:r>
-        <w:t>✅ 分区表含 fat 分区（见 §7）</w:t>
-      </w:r>
-    </w:p>
-    <w:p>
-      <w:pPr>
-        <w:pStyle w:val="ListNumber"/>
-      </w:pPr>
-      <w:r>
-        <w:t xml:space="preserve">✅ </w:t>
-      </w:r>
-      <w:r>
-        <w:rPr>
-          <w:b/>
-        </w:rPr>
-        <w:t>插 USB 时 VBUS_DET（IO18）读到高电平</w:t>
-      </w:r>
-      <w:r>
-        <w:t>，拔掉后为低电平</w:t>
-      </w:r>
-    </w:p>
-    <w:p>
-      <w:pPr>
-        <w:pStyle w:val="ListNumber"/>
-      </w:pPr>
-      <w:r>
-        <w:t xml:space="preserve">✅ </w:t>
-      </w:r>
-      <w:r>
-        <w:rPr>
-          <w:b/>
-        </w:rPr>
-        <w:t>充电电流按所选电芯的 0.5C 实测</w:t>
-      </w:r>
-      <w:r>
-        <w:t>（R3 按 §5.4 调整），充电中红灯亮、充满绿灯亮</w:t>
-      </w:r>
-    </w:p>
-    <w:p>
-      <w:pPr>
-        <w:pStyle w:val="ListNumber"/>
-      </w:pPr>
-      <w:r>
-        <w:t>✅ 电池焊盘极性丝印正确、电芯可完整放入"屏与板之间"的位置且不压天线净空区</w:t>
-      </w:r>
-    </w:p>
-    <w:p>
-      <w:pPr>
-        <w:pStyle w:val="ListNumber"/>
-      </w:pPr>
-      <w:r>
-        <w:t xml:space="preserve">✅ </w:t>
-      </w:r>
-      <w:r>
-        <w:rPr>
-          <w:b/>
-        </w:rPr>
-        <w:t>两个侧按键装配到位、按压力 160–250gf 手感正常，且与现有外壳的按压位对齐可正常按压</w:t>
-      </w:r>
-    </w:p>
-    <w:p>
-      <w:pPr>
-        <w:pStyle w:val="ListNumber"/>
-      </w:pPr>
-      <w:r>
-        <w:t xml:space="preserve">✅ </w:t>
-      </w:r>
-      <w:r>
-        <w:rPr>
-          <w:b/>
-        </w:rPr>
-        <w:t>3D 装配干涉检查通过</w:t>
-      </w:r>
-      <w:r>
-        <w:t>（板 + 屏 + 电芯 + 现有外壳），整机总厚 ≤10mm</w:t>
-      </w:r>
-    </w:p>
-    <w:p>
-      <w:pPr>
-        <w:pStyle w:val="Heading2"/>
-      </w:pPr>
-      <w:r>
-        <w:t>九、改板步骤（建议顺序，供设计方参考）</w:t>
-      </w:r>
-    </w:p>
-    <w:p>
-      <w:pPr>
-        <w:pStyle w:val="ListNumber"/>
-      </w:pPr>
-      <w:r>
-        <w:t>在 V1 工程中</w:t>
-      </w:r>
-      <w:r>
-        <w:rPr>
-          <w:b/>
-        </w:rPr>
-        <w:t>替换 U1</w:t>
-      </w:r>
-      <w:r>
-        <w:t xml:space="preserve"> 库符号/封装为 </w:t>
-      </w:r>
-      <w:r>
-        <w:rPr>
-          <w:rFonts w:ascii="Consolas" w:hAnsi="Consolas"/>
-          <w:sz w:val="19"/>
-        </w:rPr>
-        <w:t>ESP32-C6-MINI-1</w:t>
-      </w:r>
-      <w:r>
-        <w:t>（含 keepout 区），按 §5.1 重排全部网络</w:t>
-      </w:r>
-    </w:p>
-    <w:p>
-      <w:pPr>
-        <w:pStyle w:val="ListNumber"/>
-      </w:pPr>
-      <w:r>
-        <w:rPr>
-          <w:b/>
-        </w:rPr>
-        <w:t>删除</w:t>
-      </w:r>
-      <w:r>
-        <w:t xml:space="preserve"> CH340N 及其外围、R2、R8/R9、J4、IO2 拨动开关（§3.1）</w:t>
-      </w:r>
-    </w:p>
-    <w:p>
-      <w:pPr>
-        <w:pStyle w:val="ListNumber"/>
-      </w:pPr>
-      <w:r>
-        <w:rPr>
-          <w:b/>
-        </w:rPr>
-        <w:t>USB 网络改向</w:t>
-      </w:r>
-      <w:r>
-        <w:t>：USB-C D+/D- 直接接模组 IO12/IO13（§5.1）</w:t>
-      </w:r>
-    </w:p>
-    <w:p>
-      <w:pPr>
-        <w:pStyle w:val="ListNumber"/>
-      </w:pPr>
-      <w:r>
-        <w:rPr>
-          <w:b/>
-        </w:rPr>
-        <w:t>补/改电池分压</w:t>
-      </w:r>
-      <w:r>
-        <w:t>：R12/R13/C21 接到 IO2（§5.2）</w:t>
-      </w:r>
-    </w:p>
-    <w:p>
-      <w:pPr>
-        <w:pStyle w:val="ListNumber"/>
-      </w:pPr>
-      <w:r>
-        <w:rPr>
-          <w:b/>
-        </w:rPr>
-        <w:t>按键重接</w:t>
-      </w:r>
-      <w:r>
-        <w:t>：SW1（EN 测试盘）→ EN、SW2（正面功能键）→ IO3 + 10k 上拉（§4）</w:t>
-      </w:r>
-    </w:p>
-    <w:p>
-      <w:pPr>
-        <w:pStyle w:val="ListNumber"/>
-      </w:pPr>
-      <w:r>
-        <w:rPr>
-          <w:b/>
-        </w:rPr>
-        <w:t>删除 J3</w:t>
-      </w:r>
-      <w:r>
-        <w:t>，背面新增 BAT+/BAT- 焊盘，按 §5.4 布置电芯区（避开天线净空）</w:t>
-      </w:r>
-    </w:p>
-    <w:p>
-      <w:pPr>
-        <w:pStyle w:val="ListNumber"/>
-      </w:pPr>
-      <w:r>
-        <w:rPr>
-          <w:b/>
-        </w:rPr>
-        <w:t>新增 VBUS 检测</w:t>
-      </w:r>
-      <w:r>
-        <w:t>（VBUS→100k→IO18→100k→GND + 100nF，§5.3），并</w:t>
-      </w:r>
-      <w:r>
-        <w:rPr>
-          <w:b/>
-        </w:rPr>
-        <w:t>按最终电芯容量调整 R3</w:t>
-      </w:r>
-      <w:r>
-        <w:t>（§5.4）</w:t>
-      </w:r>
-    </w:p>
-    <w:p>
-      <w:pPr>
-        <w:pStyle w:val="ListNumber"/>
-      </w:pPr>
-      <w:r>
-        <w:rPr>
-          <w:b/>
-        </w:rPr>
-        <w:t>先做 §5.6 外壳核对</w:t>
-      </w:r>
-      <w:r>
-        <w:t>（内腔/开孔/按键位对齐），再按 §6 完成布局与净空，跑 ERC/DRC，导出制造文件</w:t>
-      </w:r>
-    </w:p>
-    <w:p>
-      <w:pPr>
-        <w:pStyle w:val="ListNumber"/>
-      </w:pPr>
-      <w:r>
-        <w:t>样机回来后按下述顺序验证：USB 直连烧录（免按键）→ 电池分压电压（≈VBAT/2）→ VBUS 检测电平 → 充电电流与 LED → 按键短按刷新/长按重置</w:t>
-      </w:r>
-    </w:p>
-    <w:p>
-      <w:pPr>
-        <w:pStyle w:val="Heading2"/>
-      </w:pPr>
-      <w:r>
-        <w:t>十、待确认事项（请贵方答复或标注）</w:t>
-      </w:r>
-    </w:p>
-    <w:p>
-      <w:r>
-        <w:rPr>
-          <w:b/>
-        </w:rPr>
-        <w:t>已确认（需求方答复，设计方照此执行）</w:t>
-      </w:r>
-    </w:p>
-    <w:p>
-      <w:pPr>
-        <w:pStyle w:val="ListNumber"/>
-      </w:pPr>
-      <w:r>
-        <w:t xml:space="preserve">✅ </w:t>
-      </w:r>
-      <w:r>
-        <w:rPr>
-          <w:b/>
-        </w:rPr>
-        <w:t>D1/D2 充电指示 LED 保留</w:t>
-      </w:r>
-      <w:r>
-        <w:t>，行为与现在一致（充电中红、充满绿）</w:t>
-      </w:r>
-    </w:p>
-    <w:p>
-      <w:pPr>
-        <w:pStyle w:val="ListNumber"/>
-      </w:pPr>
-      <w:r>
-        <w:t xml:space="preserve">✅ </w:t>
-      </w:r>
-      <w:r>
-        <w:rPr>
-          <w:b/>
-        </w:rPr>
-        <w:t>增加 USB VBUS 检测</w:t>
-      </w:r>
-      <w:r>
-        <w:t>（§5.3），与本版电量显示配合实现"供电来源 + 电池电量"</w:t>
-      </w:r>
-    </w:p>
-    <w:p>
-      <w:pPr>
-        <w:pStyle w:val="ListNumber"/>
-      </w:pPr>
-      <w:r>
-        <w:t xml:space="preserve">✅ </w:t>
-      </w:r>
-      <w:r>
-        <w:rPr>
-          <w:b/>
-        </w:rPr>
-        <w:t>取消 PH2.0 插座</w:t>
-      </w:r>
-      <w:r>
-        <w:t>，电芯极耳直接焊在 PCB 上；</w:t>
-      </w:r>
-      <w:r>
-        <w:rPr>
-          <w:b/>
-        </w:rPr>
-        <w:t>电芯位置改为夹在屏与 PCB 之间</w:t>
-      </w:r>
-      <w:r>
-        <w:t>（§5.5）</w:t>
-      </w:r>
-    </w:p>
-    <w:p>
-      <w:pPr>
-        <w:pStyle w:val="ListNumber"/>
-      </w:pPr>
-      <w:r>
-        <w:t xml:space="preserve">✅ </w:t>
-      </w:r>
-      <w:r>
-        <w:rPr>
-          <w:b/>
-        </w:rPr>
-        <w:t>SW1、SW2 两个按键都做实体键</w:t>
-      </w:r>
-      <w:r>
-        <w:t>（§4）</w:t>
-      </w:r>
-    </w:p>
-    <w:p>
-      <w:pPr>
-        <w:pStyle w:val="ListNumber"/>
-      </w:pPr>
-      <w:r>
-        <w:t xml:space="preserve">✅ </w:t>
-      </w:r>
-      <w:r>
-        <w:rPr>
-          <w:b/>
-        </w:rPr>
-        <w:t>整机堆叠：屏朝外 → 电芯 → PCB（元件面朝背面）</w:t>
-      </w:r>
-      <w:r>
-        <w:t>（§5.5）</w:t>
-      </w:r>
-    </w:p>
-    <w:p>
-      <w:pPr>
-        <w:pStyle w:val="ListNumber"/>
-      </w:pPr>
-      <w:r>
-        <w:t>✅ 10mm 厚电芯过厚，</w:t>
-      </w:r>
-      <w:r>
-        <w:rPr>
-          <w:b/>
-        </w:rPr>
-        <w:t>改用"面积做满 + 减薄"</w:t>
-      </w:r>
-      <w:r>
-        <w:t>路线（§5.4：建议 5–6mm、750–990mAh）</w:t>
-      </w:r>
-    </w:p>
-    <w:p>
-      <w:pPr>
-        <w:pStyle w:val="ListNumber"/>
-      </w:pPr>
-      <w:r>
-        <w:t xml:space="preserve">✅ </w:t>
-      </w:r>
-      <w:r>
-        <w:rPr>
-          <w:b/>
-        </w:rPr>
-        <w:t>接受"屏外尾部区"</w:t>
-      </w:r>
-      <w:r>
-        <w:t xml:space="preserve">：板尺寸定为 </w:t>
-      </w:r>
-      <w:r>
-        <w:rPr>
-          <w:b/>
-        </w:rPr>
-        <w:t>67×28mm</w:t>
-      </w:r>
-      <w:r>
-        <w:t>（屏区 59.2 + 尾部 8），USB-C 放尾部区</w:t>
-      </w:r>
-    </w:p>
-    <w:p>
-      <w:pPr>
-        <w:pStyle w:val="ListNumber"/>
-      </w:pPr>
-      <w:r>
-        <w:t xml:space="preserve">✅ </w:t>
-      </w:r>
-      <w:r>
-        <w:rPr>
-          <w:b/>
-        </w:rPr>
-        <w:t>电芯厚度 ≤4mm</w:t>
-      </w:r>
-      <w:r>
-        <w:t>（容量 450–620mAh，见 §5.4）</w:t>
-      </w:r>
-    </w:p>
-    <w:p>
-      <w:pPr>
-        <w:pStyle w:val="ListNumber"/>
-      </w:pPr>
-      <w:r>
-        <w:t xml:space="preserve">✅ </w:t>
-      </w:r>
-      <w:r>
-        <w:rPr>
-          <w:b/>
-        </w:rPr>
-        <w:t>两个按键改为侧按式</w:t>
-      </w:r>
-      <w:r>
-        <w:t>（从卡片侧边按，型号见 §4）</w:t>
-      </w:r>
-    </w:p>
-    <w:p>
-      <w:pPr>
-        <w:pStyle w:val="ListNumber"/>
-      </w:pPr>
-      <w:r>
-        <w:t xml:space="preserve">✅ </w:t>
-      </w:r>
-      <w:r>
-        <w:rPr>
-          <w:b/>
-        </w:rPr>
-        <w:t>外壳不换</w:t>
-      </w:r>
-      <w:r>
-        <w:t>，新板必须适配现有外壳（核对清单见 §5.6）</w:t>
-      </w:r>
-    </w:p>
-    <w:p>
-      <w:pPr>
-        <w:pStyle w:val="ListNumber"/>
-      </w:pPr>
-      <w:r>
-        <w:t xml:space="preserve">✅ </w:t>
-      </w:r>
-      <w:r>
-        <w:rPr>
-          <w:b/>
-        </w:rPr>
-        <w:t>HT7333 保留不换</w:t>
-      </w:r>
-      <w:r>
-        <w:t>，3.3V 侧加强储能电容（见 §3.3）</w:t>
-      </w:r>
-    </w:p>
-    <w:p>
-      <w:r>
-        <w:rPr>
-          <w:b/>
-        </w:rPr>
-        <w:t>需设计方提供/反馈（改板开工前）</w:t>
-      </w:r>
-    </w:p>
-    <w:p>
-      <w:pPr>
-        <w:pStyle w:val="ListBullet"/>
-      </w:pPr>
-      <w:r>
-        <w:rPr>
-          <w:b/>
-        </w:rPr>
-        <w:t>现有外壳的内腔尺寸图与开孔坐标</w:t>
-      </w:r>
-      <w:r>
-        <w:t>（USB 开孔、按键开孔/按压位、屏窗基准）——这是本版所有定位的依据</w:t>
-      </w:r>
-    </w:p>
-    <w:p>
-      <w:pPr>
-        <w:pStyle w:val="ListBullet"/>
-      </w:pPr>
-      <w:r>
-        <w:t>若现有外壳</w:t>
-      </w:r>
-      <w:r>
-        <w:rPr>
-          <w:b/>
-        </w:rPr>
-        <w:t>没有侧向按键开孔</w:t>
-      </w:r>
-      <w:r>
-        <w:t>，请立即反馈（可能需一次外壳微调，由需求方决定）</w:t>
-      </w:r>
-    </w:p>
-    <w:p>
-      <w:pPr>
-        <w:pStyle w:val="ListBullet"/>
-      </w:pPr>
-      <w:r>
-        <w:t>所选侧按键的具体型号与尺寸（便于需求方确认手感与采购）</w:t>
+        <w:t>加强做法</w:t>
+      </w:r>
+      <w:r>
+        <w:t>（加大焊盘/补强），不要改回 1.6mm</w:t>
       </w:r>
     </w:p>
     <w:p>
